--- a/docs/docx/Руководство_пользователя.docx
+++ b/docs/docx/Руководство_пользователя.docx
@@ -2,7 +2,7 @@
 <file path=word/document.xml><?xml version="1.0" encoding="utf-8"?>
 <w:document xmlns:w="http://schemas.openxmlformats.org/wordprocessingml/2006/main" xmlns:m="http://schemas.openxmlformats.org/officeDocument/2006/math" xmlns:r="http://schemas.openxmlformats.org/officeDocument/2006/relationships" xmlns:o="urn:schemas-microsoft-com:office:office" xmlns:v="urn:schemas-microsoft-com:vml" xmlns:w10="urn:schemas-microsoft-com:office:word" xmlns:a="http://schemas.openxmlformats.org/drawingml/2006/main" xmlns:pic="http://schemas.openxmlformats.org/drawingml/2006/picture" xmlns:wp="http://schemas.openxmlformats.org/drawingml/2006/wordprocessingDrawing">
   <w:body>
-    <w:bookmarkStart w:id="53" w:name="руководство-пользователя"/>
+    <w:bookmarkStart w:id="54" w:name="руководство-пользователя"/>
     <w:p>
       <w:pPr>
         <w:pStyle w:val="Heading1"/>
@@ -35,7 +35,7 @@
         <w:t xml:space="preserve"> </w:t>
       </w:r>
       <w:r>
-        <w:t xml:space="preserve">1.1</w:t>
+        <w:t xml:space="preserve">1.2</w:t>
       </w:r>
       <w:r>
         <w:br/>
@@ -706,7 +706,7 @@
     </w:p>
     <w:bookmarkEnd w:id="14"/>
     <w:bookmarkEnd w:id="15"/>
-    <w:bookmarkStart w:id="26" w:name="руководство-для-обучающегося"/>
+    <w:bookmarkStart w:id="27" w:name="руководство-для-обучающегося"/>
     <w:p>
       <w:pPr>
         <w:pStyle w:val="Heading2"/>
@@ -798,22 +798,50 @@
       </w:r>
     </w:p>
     <w:bookmarkEnd w:id="16"/>
-    <w:bookmarkStart w:id="22" w:name="прохождение-курса"/>
+    <w:bookmarkStart w:id="17" w:name="расписание-обучения-и-напоминания"/>
     <w:p>
       <w:pPr>
         <w:pStyle w:val="Heading3"/>
       </w:pPr>
       <w:r>
-        <w:t xml:space="preserve">2.2. Прохождение курса</w:t>
-      </w:r>
-    </w:p>
-    <w:bookmarkStart w:id="17" w:name="шаг-1.-проверка-назначения"/>
-    <w:p>
-      <w:pPr>
-        <w:pStyle w:val="Heading4"/>
-      </w:pPr>
-      <w:r>
-        <w:t xml:space="preserve">Шаг 1. Проверка назначения</w:t>
+        <w:t xml:space="preserve">2.2. Расписание обучения и напоминания</w:t>
+      </w:r>
+    </w:p>
+    <w:p>
+      <w:pPr>
+        <w:pStyle w:val="FirstParagraph"/>
+      </w:pPr>
+      <w:r>
+        <w:t xml:space="preserve">На странице</w:t>
+      </w:r>
+      <w:r>
+        <w:t xml:space="preserve"> </w:t>
+      </w:r>
+      <w:r>
+        <w:rPr>
+          <w:b/>
+          <w:bCs/>
+        </w:rPr>
+        <w:t xml:space="preserve">«Моё обучение»</w:t>
+      </w:r>
+      <w:r>
+        <w:t xml:space="preserve"> </w:t>
+      </w:r>
+      <w:r>
+        <w:t xml:space="preserve">над карточкой курса отображается блок</w:t>
+      </w:r>
+      <w:r>
+        <w:t xml:space="preserve"> </w:t>
+      </w:r>
+      <w:r>
+        <w:rPr>
+          <w:b/>
+          <w:bCs/>
+        </w:rPr>
+        <w:t xml:space="preserve">«Расписание обучения»</w:t>
+      </w:r>
+      <w:r>
+        <w:t xml:space="preserve">:</w:t>
       </w:r>
     </w:p>
     <w:p>
@@ -825,20 +853,7 @@
         </w:numPr>
       </w:pPr>
       <w:r>
-        <w:t xml:space="preserve">Откройте</w:t>
-      </w:r>
-      <w:r>
-        <w:t xml:space="preserve"> </w:t>
-      </w:r>
-      <w:r>
-        <w:rPr>
-          <w:b/>
-          <w:bCs/>
-        </w:rPr>
-        <w:t xml:space="preserve">«Моё обучение»</w:t>
-      </w:r>
-      <w:r>
-        <w:t xml:space="preserve">.</w:t>
+        <w:t xml:space="preserve">курсы отсортированы по сроку окончания;</w:t>
       </w:r>
     </w:p>
     <w:p>
@@ -850,23 +865,7 @@
         </w:numPr>
       </w:pPr>
       <w:r>
-        <w:t xml:space="preserve">В выпадающем списке</w:t>
-      </w:r>
-      <w:r>
-        <w:t xml:space="preserve"> </w:t>
-      </w:r>
-      <w:r>
-        <w:rPr>
-          <w:b/>
-          <w:bCs/>
-        </w:rPr>
-        <w:t xml:space="preserve">«Выберите курс»</w:t>
-      </w:r>
-      <w:r>
-        <w:t xml:space="preserve"> </w:t>
-      </w:r>
-      <w:r>
-        <w:t xml:space="preserve">выберите нужный курс.</w:t>
+        <w:t xml:space="preserve">для каждого назначения показаны даты начала и окончания, статус и оставшиеся дни;</w:t>
       </w:r>
     </w:p>
     <w:p>
@@ -878,6 +877,269 @@
         </w:numPr>
       </w:pPr>
       <w:r>
+        <w:t xml:space="preserve">за</w:t>
+      </w:r>
+      <w:r>
+        <w:t xml:space="preserve"> </w:t>
+      </w:r>
+      <w:r>
+        <w:rPr>
+          <w:b/>
+          <w:bCs/>
+        </w:rPr>
+        <w:t xml:space="preserve">3 дня до дедлайна</w:t>
+      </w:r>
+      <w:r>
+        <w:t xml:space="preserve"> </w:t>
+      </w:r>
+      <w:r>
+        <w:t xml:space="preserve">появляется напоминание о необходимости завершить курс.</w:t>
+      </w:r>
+    </w:p>
+    <w:p>
+      <w:pPr>
+        <w:pStyle w:val="FirstParagraph"/>
+      </w:pPr>
+      <w:r>
+        <w:rPr>
+          <w:b/>
+          <w:bCs/>
+        </w:rPr>
+        <w:t xml:space="preserve">Ограничения по срокам:</w:t>
+      </w:r>
+    </w:p>
+    <w:tbl>
+      <w:tblPr>
+        <w:tblStyle w:val="Table"/>
+        <w:tblW w:type="pct" w:w="5000"/>
+        <w:tblLayout w:type="fixed"/>
+        <w:tblLook w:firstRow="1" w:lastRow="0" w:firstColumn="0" w:lastColumn="0" w:noHBand="0" w:noVBand="0" w:val="0020"/>
+      </w:tblPr>
+      <w:tblGrid>
+        <w:gridCol w:w="2731"/>
+        <w:gridCol w:w="5188"/>
+      </w:tblGrid>
+      <w:tr>
+        <w:trPr>
+          <w:tblHeader w:val="on"/>
+        </w:trPr>
+        <w:tc>
+          <w:tcPr/>
+          <w:p>
+            <w:pPr>
+              <w:pStyle w:val="Compact"/>
+            </w:pPr>
+            <w:r>
+              <w:t xml:space="preserve">Ситуация</w:t>
+            </w:r>
+          </w:p>
+        </w:tc>
+        <w:tc>
+          <w:tcPr/>
+          <w:p>
+            <w:pPr>
+              <w:pStyle w:val="Compact"/>
+            </w:pPr>
+            <w:r>
+              <w:t xml:space="preserve">Поведение системы</w:t>
+            </w:r>
+          </w:p>
+        </w:tc>
+      </w:tr>
+      <w:tr>
+        <w:tc>
+          <w:tcPr/>
+          <w:p>
+            <w:pPr>
+              <w:pStyle w:val="Compact"/>
+            </w:pPr>
+            <w:r>
+              <w:t xml:space="preserve">Дата начала ещё не наступила</w:t>
+            </w:r>
+          </w:p>
+        </w:tc>
+        <w:tc>
+          <w:tcPr/>
+          <w:p>
+            <w:pPr>
+              <w:pStyle w:val="Compact"/>
+            </w:pPr>
+            <w:r>
+              <w:t xml:space="preserve">Кнопка</w:t>
+            </w:r>
+            <w:r>
+              <w:t xml:space="preserve"> </w:t>
+            </w:r>
+            <w:r>
+              <w:rPr>
+                <w:b/>
+                <w:bCs/>
+              </w:rPr>
+              <w:t xml:space="preserve">«НАЧАТЬ КУРС»</w:t>
+            </w:r>
+            <w:r>
+              <w:t xml:space="preserve"> </w:t>
+            </w:r>
+            <w:r>
+              <w:t xml:space="preserve">неактивна, статус «Скоро начнётся»</w:t>
+            </w:r>
+          </w:p>
+        </w:tc>
+      </w:tr>
+      <w:tr>
+        <w:tc>
+          <w:tcPr/>
+          <w:p>
+            <w:pPr>
+              <w:pStyle w:val="Compact"/>
+            </w:pPr>
+            <w:r>
+              <w:t xml:space="preserve">Срок обучения истёк, курс не завершён</w:t>
+            </w:r>
+          </w:p>
+        </w:tc>
+        <w:tc>
+          <w:tcPr/>
+          <w:p>
+            <w:pPr>
+              <w:pStyle w:val="Compact"/>
+            </w:pPr>
+            <w:r>
+              <w:t xml:space="preserve">Курс становится недоступен, статус «Срок истёк» / «Не пройден»</w:t>
+            </w:r>
+          </w:p>
+        </w:tc>
+      </w:tr>
+      <w:tr>
+        <w:tc>
+          <w:tcPr/>
+          <w:p>
+            <w:pPr>
+              <w:pStyle w:val="Compact"/>
+            </w:pPr>
+            <w:r>
+              <w:t xml:space="preserve">Курс успешно пройден</w:t>
+            </w:r>
+          </w:p>
+        </w:tc>
+        <w:tc>
+          <w:tcPr/>
+          <w:p>
+            <w:pPr>
+              <w:pStyle w:val="Compact"/>
+            </w:pPr>
+            <w:r>
+              <w:t xml:space="preserve">Просмотр и повторный запуск разрешены независимо от дедлайна</w:t>
+            </w:r>
+          </w:p>
+        </w:tc>
+      </w:tr>
+    </w:tbl>
+    <w:p>
+      <w:pPr>
+        <w:pStyle w:val="BlockText"/>
+      </w:pPr>
+      <w:r>
+        <w:t xml:space="preserve">При нарушении срока назначения система автоматически фиксирует результат</w:t>
+      </w:r>
+      <w:r>
+        <w:t xml:space="preserve"> </w:t>
+      </w:r>
+      <w:r>
+        <w:rPr>
+          <w:b/>
+          <w:bCs/>
+        </w:rPr>
+        <w:t xml:space="preserve">«Не пройден»</w:t>
+      </w:r>
+      <w:r>
+        <w:t xml:space="preserve"> </w:t>
+      </w:r>
+      <w:r>
+        <w:t xml:space="preserve">и блокирует дальнейшее прохождение.</w:t>
+      </w:r>
+    </w:p>
+    <w:bookmarkEnd w:id="17"/>
+    <w:bookmarkStart w:id="23" w:name="прохождение-курса"/>
+    <w:p>
+      <w:pPr>
+        <w:pStyle w:val="Heading3"/>
+      </w:pPr>
+      <w:r>
+        <w:t xml:space="preserve">2.3. Прохождение курса</w:t>
+      </w:r>
+    </w:p>
+    <w:bookmarkStart w:id="18" w:name="шаг-1.-проверка-назначения"/>
+    <w:p>
+      <w:pPr>
+        <w:pStyle w:val="Heading4"/>
+      </w:pPr>
+      <w:r>
+        <w:t xml:space="preserve">Шаг 1. Проверка назначения</w:t>
+      </w:r>
+    </w:p>
+    <w:p>
+      <w:pPr>
+        <w:pStyle w:val="Compact"/>
+        <w:numPr>
+          <w:ilvl w:val="0"/>
+          <w:numId w:val="1003"/>
+        </w:numPr>
+      </w:pPr>
+      <w:r>
+        <w:t xml:space="preserve">Откройте</w:t>
+      </w:r>
+      <w:r>
+        <w:t xml:space="preserve"> </w:t>
+      </w:r>
+      <w:r>
+        <w:rPr>
+          <w:b/>
+          <w:bCs/>
+        </w:rPr>
+        <w:t xml:space="preserve">«Моё обучение»</w:t>
+      </w:r>
+      <w:r>
+        <w:t xml:space="preserve">.</w:t>
+      </w:r>
+    </w:p>
+    <w:p>
+      <w:pPr>
+        <w:pStyle w:val="Compact"/>
+        <w:numPr>
+          <w:ilvl w:val="0"/>
+          <w:numId w:val="1003"/>
+        </w:numPr>
+      </w:pPr>
+      <w:r>
+        <w:t xml:space="preserve">В выпадающем списке</w:t>
+      </w:r>
+      <w:r>
+        <w:t xml:space="preserve"> </w:t>
+      </w:r>
+      <w:r>
+        <w:rPr>
+          <w:b/>
+          <w:bCs/>
+        </w:rPr>
+        <w:t xml:space="preserve">«Выберите курс»</w:t>
+      </w:r>
+      <w:r>
+        <w:t xml:space="preserve"> </w:t>
+      </w:r>
+      <w:r>
+        <w:t xml:space="preserve">выберите нужный курс.</w:t>
+      </w:r>
+    </w:p>
+    <w:p>
+      <w:pPr>
+        <w:pStyle w:val="Compact"/>
+        <w:numPr>
+          <w:ilvl w:val="0"/>
+          <w:numId w:val="1003"/>
+        </w:numPr>
+      </w:pPr>
+      <w:r>
         <w:t xml:space="preserve">На карточке отображаются:</w:t>
       </w:r>
     </w:p>
@@ -886,7 +1148,7 @@
         <w:pStyle w:val="Compact"/>
         <w:numPr>
           <w:ilvl w:val="1"/>
-          <w:numId w:val="1003"/>
+          <w:numId w:val="1004"/>
         </w:numPr>
       </w:pPr>
       <w:r>
@@ -898,7 +1160,7 @@
         <w:pStyle w:val="Compact"/>
         <w:numPr>
           <w:ilvl w:val="1"/>
-          <w:numId w:val="1003"/>
+          <w:numId w:val="1004"/>
         </w:numPr>
       </w:pPr>
       <w:r>
@@ -910,7 +1172,7 @@
         <w:pStyle w:val="Compact"/>
         <w:numPr>
           <w:ilvl w:val="1"/>
-          <w:numId w:val="1003"/>
+          <w:numId w:val="1004"/>
         </w:numPr>
       </w:pPr>
       <w:r>
@@ -922,7 +1184,7 @@
         <w:pStyle w:val="Compact"/>
         <w:numPr>
           <w:ilvl w:val="1"/>
-          <w:numId w:val="1003"/>
+          <w:numId w:val="1004"/>
         </w:numPr>
       </w:pPr>
       <w:r>
@@ -934,7 +1196,7 @@
         <w:pStyle w:val="Compact"/>
         <w:numPr>
           <w:ilvl w:val="1"/>
-          <w:numId w:val="1003"/>
+          <w:numId w:val="1004"/>
         </w:numPr>
       </w:pPr>
       <w:r>
@@ -959,8 +1221,8 @@
         <w:t xml:space="preserve">появится сообщение «Курсы не назначены» или «Курс ещё не назначен экспертом». Обратитесь к эксперту (руководителю).</w:t>
       </w:r>
     </w:p>
-    <w:bookmarkEnd w:id="17"/>
-    <w:bookmarkStart w:id="18" w:name="шаг-2.-запуск-курса"/>
+    <w:bookmarkEnd w:id="18"/>
+    <w:bookmarkStart w:id="19" w:name="шаг-2.-запуск-курса"/>
     <w:p>
       <w:pPr>
         <w:pStyle w:val="Heading4"/>
@@ -974,7 +1236,7 @@
         <w:pStyle w:val="Compact"/>
         <w:numPr>
           <w:ilvl w:val="0"/>
-          <w:numId w:val="1004"/>
+          <w:numId w:val="1005"/>
         </w:numPr>
       </w:pPr>
       <w:r>
@@ -1002,7 +1264,7 @@
         <w:pStyle w:val="Compact"/>
         <w:numPr>
           <w:ilvl w:val="0"/>
-          <w:numId w:val="1004"/>
+          <w:numId w:val="1005"/>
         </w:numPr>
       </w:pPr>
       <w:r>
@@ -1027,15 +1289,15 @@
         <w:pStyle w:val="Compact"/>
         <w:numPr>
           <w:ilvl w:val="0"/>
-          <w:numId w:val="1004"/>
+          <w:numId w:val="1005"/>
         </w:numPr>
       </w:pPr>
       <w:r>
         <w:t xml:space="preserve">Курс откроется в новой вкладке/окне с адреса backend-сервера.</w:t>
       </w:r>
     </w:p>
-    <w:bookmarkEnd w:id="18"/>
-    <w:bookmarkStart w:id="19" w:name="Xdaee6d9cddfd80087a5fd72dc363a733096a539"/>
+    <w:bookmarkEnd w:id="19"/>
+    <w:bookmarkStart w:id="20" w:name="Xdaee6d9cddfd80087a5fd72dc363a733096a539"/>
     <w:p>
       <w:pPr>
         <w:pStyle w:val="Heading4"/>
@@ -1506,125 +1768,14 @@
         <w:t xml:space="preserve">.</w:t>
       </w:r>
     </w:p>
-    <w:bookmarkEnd w:id="19"/>
-    <w:bookmarkStart w:id="20" w:name="прерывание-прохождения"/>
+    <w:bookmarkEnd w:id="20"/>
+    <w:bookmarkStart w:id="21" w:name="прерывание-прохождения"/>
     <w:p>
       <w:pPr>
         <w:pStyle w:val="Heading4"/>
       </w:pPr>
       <w:r>
         <w:t xml:space="preserve">Прерывание прохождения</w:t>
-      </w:r>
-    </w:p>
-    <w:p>
-      <w:pPr>
-        <w:pStyle w:val="Compact"/>
-        <w:numPr>
-          <w:ilvl w:val="0"/>
-          <w:numId w:val="1005"/>
-        </w:numPr>
-      </w:pPr>
-      <w:r>
-        <w:t xml:space="preserve">Нажмите</w:t>
-      </w:r>
-      <w:r>
-        <w:t xml:space="preserve"> </w:t>
-      </w:r>
-      <w:r>
-        <w:rPr>
-          <w:b/>
-          <w:bCs/>
-        </w:rPr>
-        <w:t xml:space="preserve">«Закрыть курс»</w:t>
-      </w:r>
-      <w:r>
-        <w:t xml:space="preserve">.</w:t>
-      </w:r>
-    </w:p>
-    <w:p>
-      <w:pPr>
-        <w:pStyle w:val="Compact"/>
-        <w:numPr>
-          <w:ilvl w:val="0"/>
-          <w:numId w:val="1005"/>
-        </w:numPr>
-      </w:pPr>
-      <w:r>
-        <w:t xml:space="preserve">Подтвердите выход в диалоговом окне.</w:t>
-      </w:r>
-    </w:p>
-    <w:p>
-      <w:pPr>
-        <w:pStyle w:val="Compact"/>
-        <w:numPr>
-          <w:ilvl w:val="0"/>
-          <w:numId w:val="1005"/>
-        </w:numPr>
-      </w:pPr>
-      <w:r>
-        <w:t xml:space="preserve">Система вернёт на страницу «Моё обучение».</w:t>
-      </w:r>
-    </w:p>
-    <w:p>
-      <w:pPr>
-        <w:pStyle w:val="Compact"/>
-        <w:numPr>
-          <w:ilvl w:val="0"/>
-          <w:numId w:val="1005"/>
-        </w:numPr>
-      </w:pPr>
-      <w:r>
-        <w:t xml:space="preserve">При повторном запуске курс откроется с</w:t>
-      </w:r>
-      <w:r>
-        <w:t xml:space="preserve"> </w:t>
-      </w:r>
-      <w:r>
-        <w:rPr>
-          <w:b/>
-          <w:bCs/>
-        </w:rPr>
-        <w:t xml:space="preserve">первого незавершённого</w:t>
-      </w:r>
-      <w:r>
-        <w:t xml:space="preserve"> </w:t>
-      </w:r>
-      <w:r>
-        <w:t xml:space="preserve">раздела.</w:t>
-      </w:r>
-    </w:p>
-    <w:p>
-      <w:pPr>
-        <w:pStyle w:val="BlockText"/>
-      </w:pPr>
-      <w:r>
-        <w:t xml:space="preserve">Текущий незавершённый раздел при выходе не засчитывается — для сохранения прогресса нужно нажать</w:t>
-      </w:r>
-      <w:r>
-        <w:t xml:space="preserve"> </w:t>
-      </w:r>
-      <w:r>
-        <w:rPr>
-          <w:b/>
-          <w:bCs/>
-        </w:rPr>
-        <w:t xml:space="preserve">«Далее»</w:t>
-      </w:r>
-      <w:r>
-        <w:t xml:space="preserve"> </w:t>
-      </w:r>
-      <w:r>
-        <w:t xml:space="preserve">после выполнения всех заданий на экране.</w:t>
-      </w:r>
-    </w:p>
-    <w:bookmarkEnd w:id="20"/>
-    <w:bookmarkStart w:id="21" w:name="шаг-4.-завершение-курса"/>
-    <w:p>
-      <w:pPr>
-        <w:pStyle w:val="Heading4"/>
-      </w:pPr>
-      <w:r>
-        <w:t xml:space="preserve">Шаг 4. Завершение курса</w:t>
       </w:r>
     </w:p>
     <w:p>
@@ -1636,7 +1787,20 @@
         </w:numPr>
       </w:pPr>
       <w:r>
-        <w:t xml:space="preserve">Пройдите все 6 оцениваемых разделов.</w:t>
+        <w:t xml:space="preserve">Нажмите</w:t>
+      </w:r>
+      <w:r>
+        <w:t xml:space="preserve"> </w:t>
+      </w:r>
+      <w:r>
+        <w:rPr>
+          <w:b/>
+          <w:bCs/>
+        </w:rPr>
+        <w:t xml:space="preserve">«Закрыть курс»</w:t>
+      </w:r>
+      <w:r>
+        <w:t xml:space="preserve">.</w:t>
       </w:r>
     </w:p>
     <w:p>
@@ -1648,23 +1812,7 @@
         </w:numPr>
       </w:pPr>
       <w:r>
-        <w:t xml:space="preserve">На экране</w:t>
-      </w:r>
-      <w:r>
-        <w:t xml:space="preserve"> </w:t>
-      </w:r>
-      <w:r>
-        <w:rPr>
-          <w:b/>
-          <w:bCs/>
-        </w:rPr>
-        <w:t xml:space="preserve">«Заключение»</w:t>
-      </w:r>
-      <w:r>
-        <w:t xml:space="preserve"> </w:t>
-      </w:r>
-      <w:r>
-        <w:t xml:space="preserve">нажмите кнопку завершения.</w:t>
+        <w:t xml:space="preserve">Подтвердите выход в диалоговом окне.</w:t>
       </w:r>
     </w:p>
     <w:p>
@@ -1676,18 +1824,69 @@
         </w:numPr>
       </w:pPr>
       <w:r>
-        <w:t xml:space="preserve">Вернитесь в LMS — прогресс и рейтинг обновятся.</w:t>
+        <w:t xml:space="preserve">Система вернёт на страницу «Моё обучение».</w:t>
+      </w:r>
+    </w:p>
+    <w:p>
+      <w:pPr>
+        <w:pStyle w:val="Compact"/>
+        <w:numPr>
+          <w:ilvl w:val="0"/>
+          <w:numId w:val="1006"/>
+        </w:numPr>
+      </w:pPr>
+      <w:r>
+        <w:t xml:space="preserve">При повторном запуске курс откроется с</w:t>
+      </w:r>
+      <w:r>
+        <w:t xml:space="preserve"> </w:t>
+      </w:r>
+      <w:r>
+        <w:rPr>
+          <w:b/>
+          <w:bCs/>
+        </w:rPr>
+        <w:t xml:space="preserve">первого незавершённого</w:t>
+      </w:r>
+      <w:r>
+        <w:t xml:space="preserve"> </w:t>
+      </w:r>
+      <w:r>
+        <w:t xml:space="preserve">раздела.</w:t>
+      </w:r>
+    </w:p>
+    <w:p>
+      <w:pPr>
+        <w:pStyle w:val="BlockText"/>
+      </w:pPr>
+      <w:r>
+        <w:t xml:space="preserve">Текущий незавершённый раздел при выходе не засчитывается — для сохранения прогресса нужно нажать</w:t>
+      </w:r>
+      <w:r>
+        <w:t xml:space="preserve"> </w:t>
+      </w:r>
+      <w:r>
+        <w:rPr>
+          <w:b/>
+          <w:bCs/>
+        </w:rPr>
+        <w:t xml:space="preserve">«Далее»</w:t>
+      </w:r>
+      <w:r>
+        <w:t xml:space="preserve"> </w:t>
+      </w:r>
+      <w:r>
+        <w:t xml:space="preserve">после выполнения всех заданий на экране.</w:t>
       </w:r>
     </w:p>
     <w:bookmarkEnd w:id="21"/>
-    <w:bookmarkEnd w:id="22"/>
-    <w:bookmarkStart w:id="23" w:name="рейтинг"/>
-    <w:p>
-      <w:pPr>
-        <w:pStyle w:val="Heading3"/>
-      </w:pPr>
-      <w:r>
-        <w:t xml:space="preserve">2.3. Рейтинг</w:t>
+    <w:bookmarkStart w:id="22" w:name="шаг-4.-завершение-курса"/>
+    <w:p>
+      <w:pPr>
+        <w:pStyle w:val="Heading4"/>
+      </w:pPr>
+      <w:r>
+        <w:t xml:space="preserve">Шаг 4. Завершение курса</w:t>
       </w:r>
     </w:p>
     <w:p>
@@ -1699,32 +1898,7 @@
         </w:numPr>
       </w:pPr>
       <w:r>
-        <w:t xml:space="preserve">Откройте</w:t>
-      </w:r>
-      <w:r>
-        <w:t xml:space="preserve"> </w:t>
-      </w:r>
-      <w:r>
-        <w:rPr>
-          <w:b/>
-          <w:bCs/>
-        </w:rPr>
-        <w:t xml:space="preserve">«Рейтинг»</w:t>
-      </w:r>
-      <w:r>
-        <w:t xml:space="preserve"> </w:t>
-      </w:r>
-      <w:r>
-        <w:t xml:space="preserve">(</w:t>
-      </w:r>
-      <w:r>
-        <w:rPr>
-          <w:rStyle w:val="VerbatimChar"/>
-        </w:rPr>
-        <w:t xml:space="preserve">rating.html</w:t>
-      </w:r>
-      <w:r>
-        <w:t xml:space="preserve">).</w:t>
+        <w:t xml:space="preserve">Пройдите все 6 оцениваемых разделов.</w:t>
       </w:r>
     </w:p>
     <w:p>
@@ -1736,7 +1910,23 @@
         </w:numPr>
       </w:pPr>
       <w:r>
-        <w:t xml:space="preserve">Просмотрите таблицу лидеров: место, ФИО, баллы по курсам, общий балл.</w:t>
+        <w:t xml:space="preserve">На экране</w:t>
+      </w:r>
+      <w:r>
+        <w:t xml:space="preserve"> </w:t>
+      </w:r>
+      <w:r>
+        <w:rPr>
+          <w:b/>
+          <w:bCs/>
+        </w:rPr>
+        <w:t xml:space="preserve">«Заключение»</w:t>
+      </w:r>
+      <w:r>
+        <w:t xml:space="preserve"> </w:t>
+      </w:r>
+      <w:r>
+        <w:t xml:space="preserve">нажмите кнопку завершения.</w:t>
       </w:r>
     </w:p>
     <w:p>
@@ -1748,57 +1938,18 @@
         </w:numPr>
       </w:pPr>
       <w:r>
-        <w:t xml:space="preserve">Внизу страницы — блок</w:t>
-      </w:r>
-      <w:r>
-        <w:t xml:space="preserve"> </w:t>
-      </w:r>
-      <w:r>
-        <w:rPr>
-          <w:b/>
-          <w:bCs/>
-        </w:rPr>
-        <w:t xml:space="preserve">«Ваш общий рейтинг»</w:t>
-      </w:r>
-      <w:r>
-        <w:t xml:space="preserve"> </w:t>
-      </w:r>
-      <w:r>
-        <w:t xml:space="preserve">с детализацией по курсам.</w:t>
-      </w:r>
-    </w:p>
-    <w:p>
-      <w:pPr>
-        <w:pStyle w:val="BlockText"/>
-      </w:pPr>
-      <w:r>
-        <w:t xml:space="preserve">Обучающийся</w:t>
-      </w:r>
-      <w:r>
-        <w:t xml:space="preserve"> </w:t>
-      </w:r>
-      <w:r>
-        <w:rPr>
-          <w:b/>
-          <w:bCs/>
-        </w:rPr>
-        <w:t xml:space="preserve">не может</w:t>
-      </w:r>
-      <w:r>
-        <w:t xml:space="preserve"> </w:t>
-      </w:r>
-      <w:r>
-        <w:t xml:space="preserve">формировать отчёты Excel — эта функция доступна эксперту и администратору.</w:t>
-      </w:r>
-    </w:p>
+        <w:t xml:space="preserve">Вернитесь в LMS — прогресс и рейтинг обновятся.</w:t>
+      </w:r>
+    </w:p>
+    <w:bookmarkEnd w:id="22"/>
     <w:bookmarkEnd w:id="23"/>
-    <w:bookmarkStart w:id="24" w:name="личный-кабинет"/>
+    <w:bookmarkStart w:id="24" w:name="рейтинг"/>
     <w:p>
       <w:pPr>
         <w:pStyle w:val="Heading3"/>
       </w:pPr>
       <w:r>
-        <w:t xml:space="preserve">2.4. Личный кабинет</w:t>
+        <w:t xml:space="preserve">2.4. Рейтинг</w:t>
       </w:r>
     </w:p>
     <w:p>
@@ -1810,20 +1961,32 @@
         </w:numPr>
       </w:pPr>
       <w:r>
-        <w:t xml:space="preserve">Меню аккаунта →</w:t>
-      </w:r>
-      <w:r>
-        <w:t xml:space="preserve"> </w:t>
-      </w:r>
-      <w:r>
-        <w:rPr>
-          <w:b/>
-          <w:bCs/>
-        </w:rPr>
-        <w:t xml:space="preserve">«Открыть профиль»</w:t>
-      </w:r>
-      <w:r>
-        <w:t xml:space="preserve">.</w:t>
+        <w:t xml:space="preserve">Откройте</w:t>
+      </w:r>
+      <w:r>
+        <w:t xml:space="preserve"> </w:t>
+      </w:r>
+      <w:r>
+        <w:rPr>
+          <w:b/>
+          <w:bCs/>
+        </w:rPr>
+        <w:t xml:space="preserve">«Рейтинг»</w:t>
+      </w:r>
+      <w:r>
+        <w:t xml:space="preserve"> </w:t>
+      </w:r>
+      <w:r>
+        <w:t xml:space="preserve">(</w:t>
+      </w:r>
+      <w:r>
+        <w:rPr>
+          <w:rStyle w:val="VerbatimChar"/>
+        </w:rPr>
+        <w:t xml:space="preserve">rating.html</w:t>
+      </w:r>
+      <w:r>
+        <w:t xml:space="preserve">).</w:t>
       </w:r>
     </w:p>
     <w:p>
@@ -1835,6 +1998,105 @@
         </w:numPr>
       </w:pPr>
       <w:r>
+        <w:t xml:space="preserve">Просмотрите таблицу лидеров: место, ФИО, баллы по курсам, общий балл.</w:t>
+      </w:r>
+    </w:p>
+    <w:p>
+      <w:pPr>
+        <w:pStyle w:val="Compact"/>
+        <w:numPr>
+          <w:ilvl w:val="0"/>
+          <w:numId w:val="1008"/>
+        </w:numPr>
+      </w:pPr>
+      <w:r>
+        <w:t xml:space="preserve">Внизу страницы — блок</w:t>
+      </w:r>
+      <w:r>
+        <w:t xml:space="preserve"> </w:t>
+      </w:r>
+      <w:r>
+        <w:rPr>
+          <w:b/>
+          <w:bCs/>
+        </w:rPr>
+        <w:t xml:space="preserve">«Ваш общий рейтинг»</w:t>
+      </w:r>
+      <w:r>
+        <w:t xml:space="preserve"> </w:t>
+      </w:r>
+      <w:r>
+        <w:t xml:space="preserve">с детализацией по курсам.</w:t>
+      </w:r>
+    </w:p>
+    <w:p>
+      <w:pPr>
+        <w:pStyle w:val="BlockText"/>
+      </w:pPr>
+      <w:r>
+        <w:t xml:space="preserve">Обучающийся</w:t>
+      </w:r>
+      <w:r>
+        <w:t xml:space="preserve"> </w:t>
+      </w:r>
+      <w:r>
+        <w:rPr>
+          <w:b/>
+          <w:bCs/>
+        </w:rPr>
+        <w:t xml:space="preserve">не может</w:t>
+      </w:r>
+      <w:r>
+        <w:t xml:space="preserve"> </w:t>
+      </w:r>
+      <w:r>
+        <w:t xml:space="preserve">формировать отчёты Excel — эта функция доступна эксперту и администратору.</w:t>
+      </w:r>
+    </w:p>
+    <w:bookmarkEnd w:id="24"/>
+    <w:bookmarkStart w:id="25" w:name="личный-кабинет"/>
+    <w:p>
+      <w:pPr>
+        <w:pStyle w:val="Heading3"/>
+      </w:pPr>
+      <w:r>
+        <w:t xml:space="preserve">2.5. Личный кабинет</w:t>
+      </w:r>
+    </w:p>
+    <w:p>
+      <w:pPr>
+        <w:pStyle w:val="Compact"/>
+        <w:numPr>
+          <w:ilvl w:val="0"/>
+          <w:numId w:val="1009"/>
+        </w:numPr>
+      </w:pPr>
+      <w:r>
+        <w:t xml:space="preserve">Меню аккаунта →</w:t>
+      </w:r>
+      <w:r>
+        <w:t xml:space="preserve"> </w:t>
+      </w:r>
+      <w:r>
+        <w:rPr>
+          <w:b/>
+          <w:bCs/>
+        </w:rPr>
+        <w:t xml:space="preserve">«Открыть профиль»</w:t>
+      </w:r>
+      <w:r>
+        <w:t xml:space="preserve">.</w:t>
+      </w:r>
+    </w:p>
+    <w:p>
+      <w:pPr>
+        <w:pStyle w:val="Compact"/>
+        <w:numPr>
+          <w:ilvl w:val="0"/>
+          <w:numId w:val="1009"/>
+        </w:numPr>
+      </w:pPr>
+      <w:r>
         <w:t xml:space="preserve">Доступно:</w:t>
       </w:r>
     </w:p>
@@ -1843,7 +2105,7 @@
         <w:pStyle w:val="Compact"/>
         <w:numPr>
           <w:ilvl w:val="1"/>
-          <w:numId w:val="1009"/>
+          <w:numId w:val="1010"/>
         </w:numPr>
       </w:pPr>
       <w:r>
@@ -1855,7 +2117,7 @@
         <w:pStyle w:val="Compact"/>
         <w:numPr>
           <w:ilvl w:val="1"/>
-          <w:numId w:val="1009"/>
+          <w:numId w:val="1010"/>
         </w:numPr>
       </w:pPr>
       <w:r>
@@ -1867,7 +2129,7 @@
         <w:pStyle w:val="Compact"/>
         <w:numPr>
           <w:ilvl w:val="1"/>
-          <w:numId w:val="1009"/>
+          <w:numId w:val="1010"/>
         </w:numPr>
       </w:pPr>
       <w:r>
@@ -1895,14 +2157,14 @@
         <w:t xml:space="preserve">.</w:t>
       </w:r>
     </w:p>
-    <w:bookmarkEnd w:id="24"/>
-    <w:bookmarkStart w:id="25" w:name="ограничения-обучающегося"/>
+    <w:bookmarkEnd w:id="25"/>
+    <w:bookmarkStart w:id="26" w:name="ограничения-обучающегося"/>
     <w:p>
       <w:pPr>
         <w:pStyle w:val="Heading3"/>
       </w:pPr>
       <w:r>
-        <w:t xml:space="preserve">2.5. Ограничения обучающегося</w:t>
+        <w:t xml:space="preserve">2.6. Ограничения обучающегося</w:t>
       </w:r>
     </w:p>
     <w:p>
@@ -1910,7 +2172,7 @@
         <w:pStyle w:val="Compact"/>
         <w:numPr>
           <w:ilvl w:val="0"/>
-          <w:numId w:val="1010"/>
+          <w:numId w:val="1011"/>
         </w:numPr>
       </w:pPr>
       <w:r>
@@ -1922,7 +2184,7 @@
         <w:pStyle w:val="Compact"/>
         <w:numPr>
           <w:ilvl w:val="0"/>
-          <w:numId w:val="1010"/>
+          <w:numId w:val="1011"/>
         </w:numPr>
       </w:pPr>
       <w:r>
@@ -1934,7 +2196,7 @@
         <w:pStyle w:val="Compact"/>
         <w:numPr>
           <w:ilvl w:val="0"/>
-          <w:numId w:val="1010"/>
+          <w:numId w:val="1011"/>
         </w:numPr>
       </w:pPr>
       <w:r>
@@ -1946,11 +2208,11 @@
         <w:pStyle w:val="Compact"/>
         <w:numPr>
           <w:ilvl w:val="0"/>
-          <w:numId w:val="1010"/>
-        </w:numPr>
-      </w:pPr>
-      <w:r>
-        <w:t xml:space="preserve">Курс нельзя запустить без активного назначения от эксперта.</w:t>
+          <w:numId w:val="1011"/>
+        </w:numPr>
+      </w:pPr>
+      <w:r>
+        <w:t xml:space="preserve">Курс нельзя запустить без активного назначения от эксперта или после истечения срока (если курс не был пройден).</w:t>
       </w:r>
     </w:p>
     <w:p>
@@ -1958,7 +2220,7 @@
         <w:pStyle w:val="Compact"/>
         <w:numPr>
           <w:ilvl w:val="0"/>
-          <w:numId w:val="1010"/>
+          <w:numId w:val="1011"/>
         </w:numPr>
       </w:pPr>
       <w:r>
@@ -1972,9 +2234,9 @@
         </w:pict>
       </w:r>
     </w:p>
-    <w:bookmarkEnd w:id="25"/>
     <w:bookmarkEnd w:id="26"/>
-    <w:bookmarkStart w:id="34" w:name="руководство-для-эксперта"/>
+    <w:bookmarkEnd w:id="27"/>
+    <w:bookmarkStart w:id="35" w:name="руководство-для-эксперта"/>
     <w:p>
       <w:pPr>
         <w:pStyle w:val="Heading2"/>
@@ -1983,7 +2245,7 @@
         <w:t xml:space="preserve">3. Руководство для эксперта</w:t>
       </w:r>
     </w:p>
-    <w:bookmarkStart w:id="27" w:name="стартовая-страница-1"/>
+    <w:bookmarkStart w:id="28" w:name="стартовая-страница-1"/>
     <w:p>
       <w:pPr>
         <w:pStyle w:val="Heading3"/>
@@ -2081,14 +2343,14 @@
         <w:t xml:space="preserve">Моё обучение</w:t>
       </w:r>
     </w:p>
-    <w:bookmarkEnd w:id="27"/>
-    <w:bookmarkStart w:id="28" w:name="назначение-курса-сотруднику"/>
+    <w:bookmarkEnd w:id="28"/>
+    <w:bookmarkStart w:id="29" w:name="назначение-курса-и-расписание"/>
     <w:p>
       <w:pPr>
         <w:pStyle w:val="Heading3"/>
       </w:pPr>
       <w:r>
-        <w:t xml:space="preserve">3.2. Назначение курса сотруднику</w:t>
+        <w:t xml:space="preserve">3.2. Назначение курса и расписание</w:t>
       </w:r>
     </w:p>
     <w:p>
@@ -2096,7 +2358,7 @@
         <w:pStyle w:val="Compact"/>
         <w:numPr>
           <w:ilvl w:val="0"/>
-          <w:numId w:val="1011"/>
+          <w:numId w:val="1012"/>
         </w:numPr>
       </w:pPr>
       <w:r>
@@ -2121,7 +2383,35 @@
         <w:pStyle w:val="Compact"/>
         <w:numPr>
           <w:ilvl w:val="0"/>
-          <w:numId w:val="1011"/>
+          <w:numId w:val="1012"/>
+        </w:numPr>
+      </w:pPr>
+      <w:r>
+        <w:t xml:space="preserve">В блоке</w:t>
+      </w:r>
+      <w:r>
+        <w:t xml:space="preserve"> </w:t>
+      </w:r>
+      <w:r>
+        <w:rPr>
+          <w:b/>
+          <w:bCs/>
+        </w:rPr>
+        <w:t xml:space="preserve">«Расписание назначений»</w:t>
+      </w:r>
+      <w:r>
+        <w:t xml:space="preserve"> </w:t>
+      </w:r>
+      <w:r>
+        <w:t xml:space="preserve">просмотрите все активные назначения: сотрудник, курс, период, статус и оставшиеся дни.</w:t>
+      </w:r>
+    </w:p>
+    <w:p>
+      <w:pPr>
+        <w:pStyle w:val="Compact"/>
+        <w:numPr>
+          <w:ilvl w:val="0"/>
+          <w:numId w:val="1012"/>
         </w:numPr>
       </w:pPr>
       <w:r>
@@ -2133,7 +2423,7 @@
         <w:pStyle w:val="Compact"/>
         <w:numPr>
           <w:ilvl w:val="0"/>
-          <w:numId w:val="1011"/>
+          <w:numId w:val="1012"/>
         </w:numPr>
       </w:pPr>
       <w:r>
@@ -2158,7 +2448,7 @@
         <w:pStyle w:val="Compact"/>
         <w:numPr>
           <w:ilvl w:val="0"/>
-          <w:numId w:val="1011"/>
+          <w:numId w:val="1012"/>
         </w:numPr>
       </w:pPr>
       <w:r>
@@ -2170,117 +2460,117 @@
         <w:pStyle w:val="Compact"/>
         <w:numPr>
           <w:ilvl w:val="1"/>
+          <w:numId w:val="1013"/>
+        </w:numPr>
+      </w:pPr>
+      <w:r>
+        <w:rPr>
+          <w:b/>
+          <w:bCs/>
+        </w:rPr>
+        <w:t xml:space="preserve">Сотрудник</w:t>
+      </w:r>
+      <w:r>
+        <w:t xml:space="preserve"> </w:t>
+      </w:r>
+      <w:r>
+        <w:t xml:space="preserve">— выберите из списка;</w:t>
+      </w:r>
+    </w:p>
+    <w:p>
+      <w:pPr>
+        <w:pStyle w:val="Compact"/>
+        <w:numPr>
+          <w:ilvl w:val="1"/>
+          <w:numId w:val="1013"/>
+        </w:numPr>
+      </w:pPr>
+      <w:r>
+        <w:rPr>
+          <w:b/>
+          <w:bCs/>
+        </w:rPr>
+        <w:t xml:space="preserve">Курс</w:t>
+      </w:r>
+      <w:r>
+        <w:t xml:space="preserve"> </w:t>
+      </w:r>
+      <w:r>
+        <w:t xml:space="preserve">— подставляется автоматически;</w:t>
+      </w:r>
+    </w:p>
+    <w:p>
+      <w:pPr>
+        <w:pStyle w:val="Compact"/>
+        <w:numPr>
+          <w:ilvl w:val="1"/>
+          <w:numId w:val="1013"/>
+        </w:numPr>
+      </w:pPr>
+      <w:r>
+        <w:rPr>
+          <w:b/>
+          <w:bCs/>
+        </w:rPr>
+        <w:t xml:space="preserve">Дата начала</w:t>
+      </w:r>
+      <w:r>
+        <w:t xml:space="preserve"> </w:t>
+      </w:r>
+      <w:r>
+        <w:t xml:space="preserve">и</w:t>
+      </w:r>
+      <w:r>
+        <w:t xml:space="preserve"> </w:t>
+      </w:r>
+      <w:r>
+        <w:rPr>
+          <w:b/>
+          <w:bCs/>
+        </w:rPr>
+        <w:t xml:space="preserve">Дата окончания</w:t>
+      </w:r>
+      <w:r>
+        <w:t xml:space="preserve"> </w:t>
+      </w:r>
+      <w:r>
+        <w:t xml:space="preserve">периода обучения (по умолчанию — с сегодняшнего дня на 14 дней).</w:t>
+      </w:r>
+    </w:p>
+    <w:p>
+      <w:pPr>
+        <w:pStyle w:val="Compact"/>
+        <w:numPr>
+          <w:ilvl w:val="0"/>
           <w:numId w:val="1012"/>
         </w:numPr>
       </w:pPr>
       <w:r>
-        <w:rPr>
-          <w:b/>
-          <w:bCs/>
-        </w:rPr>
-        <w:t xml:space="preserve">Сотрудник</w:t>
-      </w:r>
-      <w:r>
-        <w:t xml:space="preserve"> </w:t>
-      </w:r>
-      <w:r>
-        <w:t xml:space="preserve">— выберите из списка;</w:t>
-      </w:r>
-    </w:p>
-    <w:p>
-      <w:pPr>
-        <w:pStyle w:val="Compact"/>
-        <w:numPr>
-          <w:ilvl w:val="1"/>
+        <w:t xml:space="preserve">Нажмите</w:t>
+      </w:r>
+      <w:r>
+        <w:t xml:space="preserve"> </w:t>
+      </w:r>
+      <w:r>
+        <w:rPr>
+          <w:b/>
+          <w:bCs/>
+        </w:rPr>
+        <w:t xml:space="preserve">«Назначить →»</w:t>
+      </w:r>
+      <w:r>
+        <w:t xml:space="preserve">.</w:t>
+      </w:r>
+    </w:p>
+    <w:p>
+      <w:pPr>
+        <w:pStyle w:val="Compact"/>
+        <w:numPr>
+          <w:ilvl w:val="0"/>
           <w:numId w:val="1012"/>
         </w:numPr>
       </w:pPr>
       <w:r>
-        <w:rPr>
-          <w:b/>
-          <w:bCs/>
-        </w:rPr>
-        <w:t xml:space="preserve">Курс</w:t>
-      </w:r>
-      <w:r>
-        <w:t xml:space="preserve"> </w:t>
-      </w:r>
-      <w:r>
-        <w:t xml:space="preserve">— подставляется автоматически;</w:t>
-      </w:r>
-    </w:p>
-    <w:p>
-      <w:pPr>
-        <w:pStyle w:val="Compact"/>
-        <w:numPr>
-          <w:ilvl w:val="1"/>
-          <w:numId w:val="1012"/>
-        </w:numPr>
-      </w:pPr>
-      <w:r>
-        <w:rPr>
-          <w:b/>
-          <w:bCs/>
-        </w:rPr>
-        <w:t xml:space="preserve">Дата начала</w:t>
-      </w:r>
-      <w:r>
-        <w:t xml:space="preserve"> </w:t>
-      </w:r>
-      <w:r>
-        <w:t xml:space="preserve">и</w:t>
-      </w:r>
-      <w:r>
-        <w:t xml:space="preserve"> </w:t>
-      </w:r>
-      <w:r>
-        <w:rPr>
-          <w:b/>
-          <w:bCs/>
-        </w:rPr>
-        <w:t xml:space="preserve">Дата окончания</w:t>
-      </w:r>
-      <w:r>
-        <w:t xml:space="preserve"> </w:t>
-      </w:r>
-      <w:r>
-        <w:t xml:space="preserve">периода обучения.</w:t>
-      </w:r>
-    </w:p>
-    <w:p>
-      <w:pPr>
-        <w:pStyle w:val="Compact"/>
-        <w:numPr>
-          <w:ilvl w:val="0"/>
-          <w:numId w:val="1011"/>
-        </w:numPr>
-      </w:pPr>
-      <w:r>
-        <w:t xml:space="preserve">Нажмите</w:t>
-      </w:r>
-      <w:r>
-        <w:t xml:space="preserve"> </w:t>
-      </w:r>
-      <w:r>
-        <w:rPr>
-          <w:b/>
-          <w:bCs/>
-        </w:rPr>
-        <w:t xml:space="preserve">«Назначить →»</w:t>
-      </w:r>
-      <w:r>
-        <w:t xml:space="preserve">.</w:t>
-      </w:r>
-    </w:p>
-    <w:p>
-      <w:pPr>
-        <w:pStyle w:val="Compact"/>
-        <w:numPr>
-          <w:ilvl w:val="0"/>
-          <w:numId w:val="1011"/>
-        </w:numPr>
-      </w:pPr>
-      <w:r>
         <w:t xml:space="preserve">При успехе появится уведомление, окно закроется.</w:t>
       </w:r>
     </w:p>
@@ -2318,89 +2608,22 @@
         <w:t xml:space="preserve">назначение по каждому курсу. Повторное назначение вернёт ошибку.</w:t>
       </w:r>
     </w:p>
-    <w:bookmarkEnd w:id="28"/>
-    <w:bookmarkStart w:id="29" w:name="статистика-прохождения"/>
+    <w:p>
+      <w:pPr>
+        <w:pStyle w:val="BlockText"/>
+      </w:pPr>
+      <w:r>
+        <w:t xml:space="preserve">Платформа формирует расписание по датам назначения и напоминает обучающемуся о приближающемся дедлайне. При нарушении срока курс автоматически становится недоступным для прохождения.</w:t>
+      </w:r>
+    </w:p>
+    <w:bookmarkEnd w:id="29"/>
+    <w:bookmarkStart w:id="30" w:name="статистика-прохождения"/>
     <w:p>
       <w:pPr>
         <w:pStyle w:val="Heading3"/>
       </w:pPr>
       <w:r>
         <w:t xml:space="preserve">3.3. Статистика прохождения</w:t>
-      </w:r>
-    </w:p>
-    <w:p>
-      <w:pPr>
-        <w:pStyle w:val="Compact"/>
-        <w:numPr>
-          <w:ilvl w:val="0"/>
-          <w:numId w:val="1013"/>
-        </w:numPr>
-      </w:pPr>
-      <w:r>
-        <w:t xml:space="preserve">На карточке курса нажмите</w:t>
-      </w:r>
-      <w:r>
-        <w:t xml:space="preserve"> </w:t>
-      </w:r>
-      <w:r>
-        <w:rPr>
-          <w:b/>
-          <w:bCs/>
-        </w:rPr>
-        <w:t xml:space="preserve">«Статистика прохождения»</w:t>
-      </w:r>
-      <w:r>
-        <w:t xml:space="preserve">.</w:t>
-      </w:r>
-    </w:p>
-    <w:p>
-      <w:pPr>
-        <w:pStyle w:val="Compact"/>
-        <w:numPr>
-          <w:ilvl w:val="0"/>
-          <w:numId w:val="1013"/>
-        </w:numPr>
-      </w:pPr>
-      <w:r>
-        <w:t xml:space="preserve">Откроется страница рейтинга с предзаполненным фильтром по курсу.</w:t>
-      </w:r>
-    </w:p>
-    <w:p>
-      <w:pPr>
-        <w:pStyle w:val="Compact"/>
-        <w:numPr>
-          <w:ilvl w:val="0"/>
-          <w:numId w:val="1013"/>
-        </w:numPr>
-      </w:pPr>
-      <w:r>
-        <w:t xml:space="preserve">Нажмите</w:t>
-      </w:r>
-      <w:r>
-        <w:t xml:space="preserve"> </w:t>
-      </w:r>
-      <w:r>
-        <w:rPr>
-          <w:b/>
-          <w:bCs/>
-        </w:rPr>
-        <w:t xml:space="preserve">«Отчёт»</w:t>
-      </w:r>
-      <w:r>
-        <w:t xml:space="preserve"> </w:t>
-      </w:r>
-      <w:r>
-        <w:t xml:space="preserve">для формирования Excel-отчёта.</w:t>
-      </w:r>
-    </w:p>
-    <w:bookmarkEnd w:id="29"/>
-    <w:bookmarkStart w:id="30" w:name="рейтинг-и-отчёты"/>
-    <w:p>
-      <w:pPr>
-        <w:pStyle w:val="Heading3"/>
-      </w:pPr>
-      <w:r>
-        <w:t xml:space="preserve">3.4. Рейтинг и отчёты</w:t>
       </w:r>
     </w:p>
     <w:p>
@@ -2412,17 +2635,17 @@
         </w:numPr>
       </w:pPr>
       <w:r>
-        <w:t xml:space="preserve">Откройте</w:t>
-      </w:r>
-      <w:r>
-        <w:t xml:space="preserve"> </w:t>
-      </w:r>
-      <w:r>
-        <w:rPr>
-          <w:b/>
-          <w:bCs/>
-        </w:rPr>
-        <w:t xml:space="preserve">«Рейтинг»</w:t>
+        <w:t xml:space="preserve">На карточке курса нажмите</w:t>
+      </w:r>
+      <w:r>
+        <w:t xml:space="preserve"> </w:t>
+      </w:r>
+      <w:r>
+        <w:rPr>
+          <w:b/>
+          <w:bCs/>
+        </w:rPr>
+        <w:t xml:space="preserve">«Статистика прохождения»</w:t>
       </w:r>
       <w:r>
         <w:t xml:space="preserve">.</w:t>
@@ -2437,7 +2660,7 @@
         </w:numPr>
       </w:pPr>
       <w:r>
-        <w:t xml:space="preserve">Просмотрите общую таблицу результатов.</w:t>
+        <w:t xml:space="preserve">Откроется страница рейтинга с предзаполненным фильтром по курсу.</w:t>
       </w:r>
     </w:p>
     <w:p>
@@ -2462,6 +2685,81 @@
         <w:t xml:space="preserve">«Отчёт»</w:t>
       </w:r>
       <w:r>
+        <w:t xml:space="preserve"> </w:t>
+      </w:r>
+      <w:r>
+        <w:t xml:space="preserve">для формирования Excel-отчёта.</w:t>
+      </w:r>
+    </w:p>
+    <w:bookmarkEnd w:id="30"/>
+    <w:bookmarkStart w:id="31" w:name="рейтинг-и-отчёты"/>
+    <w:p>
+      <w:pPr>
+        <w:pStyle w:val="Heading3"/>
+      </w:pPr>
+      <w:r>
+        <w:t xml:space="preserve">3.4. Рейтинг и отчёты</w:t>
+      </w:r>
+    </w:p>
+    <w:p>
+      <w:pPr>
+        <w:pStyle w:val="Compact"/>
+        <w:numPr>
+          <w:ilvl w:val="0"/>
+          <w:numId w:val="1015"/>
+        </w:numPr>
+      </w:pPr>
+      <w:r>
+        <w:t xml:space="preserve">Откройте</w:t>
+      </w:r>
+      <w:r>
+        <w:t xml:space="preserve"> </w:t>
+      </w:r>
+      <w:r>
+        <w:rPr>
+          <w:b/>
+          <w:bCs/>
+        </w:rPr>
+        <w:t xml:space="preserve">«Рейтинг»</w:t>
+      </w:r>
+      <w:r>
+        <w:t xml:space="preserve">.</w:t>
+      </w:r>
+    </w:p>
+    <w:p>
+      <w:pPr>
+        <w:pStyle w:val="Compact"/>
+        <w:numPr>
+          <w:ilvl w:val="0"/>
+          <w:numId w:val="1015"/>
+        </w:numPr>
+      </w:pPr>
+      <w:r>
+        <w:t xml:space="preserve">Просмотрите общую таблицу результатов.</w:t>
+      </w:r>
+    </w:p>
+    <w:p>
+      <w:pPr>
+        <w:pStyle w:val="Compact"/>
+        <w:numPr>
+          <w:ilvl w:val="0"/>
+          <w:numId w:val="1015"/>
+        </w:numPr>
+      </w:pPr>
+      <w:r>
+        <w:t xml:space="preserve">Нажмите</w:t>
+      </w:r>
+      <w:r>
+        <w:t xml:space="preserve"> </w:t>
+      </w:r>
+      <w:r>
+        <w:rPr>
+          <w:b/>
+          <w:bCs/>
+        </w:rPr>
+        <w:t xml:space="preserve">«Отчёт»</w:t>
+      </w:r>
+      <w:r>
         <w:t xml:space="preserve">:</w:t>
       </w:r>
     </w:p>
@@ -2470,7 +2768,7 @@
         <w:pStyle w:val="Compact"/>
         <w:numPr>
           <w:ilvl w:val="1"/>
-          <w:numId w:val="1015"/>
+          <w:numId w:val="1016"/>
         </w:numPr>
       </w:pPr>
       <w:r>
@@ -2482,7 +2780,7 @@
         <w:pStyle w:val="Compact"/>
         <w:numPr>
           <w:ilvl w:val="1"/>
-          <w:numId w:val="1015"/>
+          <w:numId w:val="1016"/>
         </w:numPr>
       </w:pPr>
       <w:r>
@@ -2494,7 +2792,7 @@
         <w:pStyle w:val="Compact"/>
         <w:numPr>
           <w:ilvl w:val="1"/>
-          <w:numId w:val="1015"/>
+          <w:numId w:val="1016"/>
         </w:numPr>
       </w:pPr>
       <w:r>
@@ -2510,11 +2808,145 @@
         <w:t xml:space="preserve">course_report.xlsx</w:t>
       </w:r>
       <w:r>
+        <w:t xml:space="preserve"> </w:t>
+      </w:r>
+      <w:r>
+        <w:t xml:space="preserve">в формате, аналогичном отчётам iSpring Learn:</w:t>
+      </w:r>
+    </w:p>
+    <w:p>
+      <w:pPr>
+        <w:pStyle w:val="Compact"/>
+        <w:numPr>
+          <w:ilvl w:val="2"/>
+          <w:numId w:val="1017"/>
+        </w:numPr>
+      </w:pPr>
+      <w:r>
+        <w:t xml:space="preserve">сводка:</w:t>
+      </w:r>
+      <w:r>
+        <w:t xml:space="preserve"> </w:t>
+      </w:r>
+      <w:r>
+        <w:rPr>
+          <w:b/>
+          <w:bCs/>
+        </w:rPr>
+        <w:t xml:space="preserve">Пройдено/не пройдено</w:t>
+      </w:r>
+      <w:r>
+        <w:t xml:space="preserve">,</w:t>
+      </w:r>
+      <w:r>
+        <w:t xml:space="preserve"> </w:t>
+      </w:r>
+      <w:r>
+        <w:rPr>
+          <w:b/>
+          <w:bCs/>
+        </w:rPr>
+        <w:t xml:space="preserve">Средний балл</w:t>
+      </w:r>
+      <w:r>
+        <w:t xml:space="preserve">;</w:t>
+      </w:r>
+    </w:p>
+    <w:p>
+      <w:pPr>
+        <w:pStyle w:val="Compact"/>
+        <w:numPr>
+          <w:ilvl w:val="2"/>
+          <w:numId w:val="1017"/>
+        </w:numPr>
+      </w:pPr>
+      <w:r>
+        <w:t xml:space="preserve">таблица:</w:t>
+      </w:r>
+      <w:r>
+        <w:t xml:space="preserve"> </w:t>
+      </w:r>
+      <w:r>
+        <w:rPr>
+          <w:b/>
+          <w:bCs/>
+        </w:rPr>
+        <w:t xml:space="preserve">Дата</w:t>
+      </w:r>
+      <w:r>
+        <w:t xml:space="preserve">,</w:t>
+      </w:r>
+      <w:r>
+        <w:t xml:space="preserve"> </w:t>
+      </w:r>
+      <w:r>
+        <w:rPr>
+          <w:b/>
+          <w:bCs/>
+        </w:rPr>
+        <w:t xml:space="preserve">Название</w:t>
+      </w:r>
+      <w:r>
+        <w:t xml:space="preserve">,</w:t>
+      </w:r>
+      <w:r>
+        <w:t xml:space="preserve"> </w:t>
+      </w:r>
+      <w:r>
+        <w:rPr>
+          <w:b/>
+          <w:bCs/>
+        </w:rPr>
+        <w:t xml:space="preserve">Сотрудник</w:t>
+      </w:r>
+      <w:r>
+        <w:t xml:space="preserve">,</w:t>
+      </w:r>
+      <w:r>
+        <w:t xml:space="preserve"> </w:t>
+      </w:r>
+      <w:r>
+        <w:rPr>
+          <w:b/>
+          <w:bCs/>
+        </w:rPr>
+        <w:t xml:space="preserve">Длительность</w:t>
+      </w:r>
+      <w:r>
+        <w:t xml:space="preserve">,</w:t>
+      </w:r>
+      <w:r>
+        <w:t xml:space="preserve"> </w:t>
+      </w:r>
+      <w:r>
+        <w:rPr>
+          <w:b/>
+          <w:bCs/>
+        </w:rPr>
+        <w:t xml:space="preserve">Статус</w:t>
+      </w:r>
+      <w:r>
+        <w:t xml:space="preserve"> </w:t>
+      </w:r>
+      <w:r>
+        <w:t xml:space="preserve">(зелёный «Завершен» / красный «Не пройден»),</w:t>
+      </w:r>
+      <w:r>
+        <w:t xml:space="preserve"> </w:t>
+      </w:r>
+      <w:r>
+        <w:rPr>
+          <w:b/>
+          <w:bCs/>
+        </w:rPr>
+        <w:t xml:space="preserve">Балл</w:t>
+      </w:r>
+      <w:r>
         <w:t xml:space="preserve">.</w:t>
       </w:r>
     </w:p>
-    <w:bookmarkEnd w:id="30"/>
-    <w:bookmarkStart w:id="31" w:name="собственное-обучение"/>
+    <w:bookmarkEnd w:id="31"/>
+    <w:bookmarkStart w:id="32" w:name="собственное-обучение"/>
     <w:p>
       <w:pPr>
         <w:pStyle w:val="Heading3"/>
@@ -2575,8 +3007,8 @@
         <w:t xml:space="preserve">.</w:t>
       </w:r>
     </w:p>
-    <w:bookmarkEnd w:id="31"/>
-    <w:bookmarkStart w:id="32" w:name="личный-кабинет-1"/>
+    <w:bookmarkEnd w:id="32"/>
+    <w:bookmarkStart w:id="33" w:name="личный-кабинет-1"/>
     <w:p>
       <w:pPr>
         <w:pStyle w:val="Heading3"/>
@@ -2653,8 +3085,8 @@
         <w:t xml:space="preserve">.</w:t>
       </w:r>
     </w:p>
-    <w:bookmarkEnd w:id="32"/>
-    <w:bookmarkStart w:id="33" w:name="ограничения-эксперта"/>
+    <w:bookmarkEnd w:id="33"/>
+    <w:bookmarkStart w:id="34" w:name="ограничения-эксперта"/>
     <w:p>
       <w:pPr>
         <w:pStyle w:val="Heading3"/>
@@ -2668,7 +3100,7 @@
         <w:pStyle w:val="Compact"/>
         <w:numPr>
           <w:ilvl w:val="0"/>
-          <w:numId w:val="1016"/>
+          <w:numId w:val="1018"/>
         </w:numPr>
       </w:pPr>
       <w:r>
@@ -2680,7 +3112,7 @@
         <w:pStyle w:val="Compact"/>
         <w:numPr>
           <w:ilvl w:val="0"/>
-          <w:numId w:val="1016"/>
+          <w:numId w:val="1018"/>
         </w:numPr>
       </w:pPr>
       <w:r>
@@ -2692,7 +3124,7 @@
         <w:pStyle w:val="Compact"/>
         <w:numPr>
           <w:ilvl w:val="0"/>
-          <w:numId w:val="1016"/>
+          <w:numId w:val="1018"/>
         </w:numPr>
       </w:pPr>
       <w:r>
@@ -2704,7 +3136,7 @@
         <w:pStyle w:val="Compact"/>
         <w:numPr>
           <w:ilvl w:val="0"/>
-          <w:numId w:val="1016"/>
+          <w:numId w:val="1018"/>
         </w:numPr>
       </w:pPr>
       <w:r>
@@ -2739,9 +3171,9 @@
         </w:pict>
       </w:r>
     </w:p>
-    <w:bookmarkEnd w:id="33"/>
     <w:bookmarkEnd w:id="34"/>
-    <w:bookmarkStart w:id="49" w:name="руководство-для-администратора"/>
+    <w:bookmarkEnd w:id="35"/>
+    <w:bookmarkStart w:id="50" w:name="руководство-для-администратора"/>
     <w:p>
       <w:pPr>
         <w:pStyle w:val="Heading2"/>
@@ -2750,7 +3182,7 @@
         <w:t xml:space="preserve">4. Руководство для администратора</w:t>
       </w:r>
     </w:p>
-    <w:bookmarkStart w:id="35" w:name="стартовая-страница-2"/>
+    <w:bookmarkStart w:id="36" w:name="стартовая-страница-2"/>
     <w:p>
       <w:pPr>
         <w:pStyle w:val="Heading3"/>
@@ -2832,8 +3264,8 @@
         <w:t xml:space="preserve">Курсы</w:t>
       </w:r>
     </w:p>
-    <w:bookmarkEnd w:id="35"/>
-    <w:bookmarkStart w:id="40" w:name="управление-сотрудниками"/>
+    <w:bookmarkEnd w:id="36"/>
+    <w:bookmarkStart w:id="41" w:name="управление-сотрудниками"/>
     <w:p>
       <w:pPr>
         <w:pStyle w:val="Heading3"/>
@@ -2842,7 +3274,7 @@
         <w:t xml:space="preserve">4.2. Управление сотрудниками</w:t>
       </w:r>
     </w:p>
-    <w:bookmarkStart w:id="36" w:name="поиск"/>
+    <w:bookmarkStart w:id="37" w:name="поиск"/>
     <w:p>
       <w:pPr>
         <w:pStyle w:val="Heading4"/>
@@ -2875,194 +3307,14 @@
         <w:t xml:space="preserve">— список фильтруется по ФИО.</w:t>
       </w:r>
     </w:p>
-    <w:bookmarkEnd w:id="36"/>
-    <w:bookmarkStart w:id="37" w:name="добавление-сотрудника"/>
+    <w:bookmarkEnd w:id="37"/>
+    <w:bookmarkStart w:id="38" w:name="добавление-сотрудника"/>
     <w:p>
       <w:pPr>
         <w:pStyle w:val="Heading4"/>
       </w:pPr>
       <w:r>
         <w:t xml:space="preserve">Добавление сотрудника</w:t>
-      </w:r>
-    </w:p>
-    <w:p>
-      <w:pPr>
-        <w:pStyle w:val="Compact"/>
-        <w:numPr>
-          <w:ilvl w:val="0"/>
-          <w:numId w:val="1017"/>
-        </w:numPr>
-      </w:pPr>
-      <w:r>
-        <w:t xml:space="preserve">Нажмите</w:t>
-      </w:r>
-      <w:r>
-        <w:t xml:space="preserve"> </w:t>
-      </w:r>
-      <w:r>
-        <w:rPr>
-          <w:b/>
-          <w:bCs/>
-        </w:rPr>
-        <w:t xml:space="preserve">«добавить»</w:t>
-      </w:r>
-      <w:r>
-        <w:t xml:space="preserve">.</w:t>
-      </w:r>
-    </w:p>
-    <w:p>
-      <w:pPr>
-        <w:pStyle w:val="Compact"/>
-        <w:numPr>
-          <w:ilvl w:val="0"/>
-          <w:numId w:val="1017"/>
-        </w:numPr>
-      </w:pPr>
-      <w:r>
-        <w:t xml:space="preserve">Заполните форму:</w:t>
-      </w:r>
-    </w:p>
-    <w:p>
-      <w:pPr>
-        <w:pStyle w:val="Compact"/>
-        <w:numPr>
-          <w:ilvl w:val="1"/>
-          <w:numId w:val="1018"/>
-        </w:numPr>
-      </w:pPr>
-      <w:r>
-        <w:t xml:space="preserve">фото (необязательно);</w:t>
-      </w:r>
-    </w:p>
-    <w:p>
-      <w:pPr>
-        <w:pStyle w:val="Compact"/>
-        <w:numPr>
-          <w:ilvl w:val="1"/>
-          <w:numId w:val="1018"/>
-        </w:numPr>
-      </w:pPr>
-      <w:r>
-        <w:t xml:space="preserve">имя, отчество, фамилия;</w:t>
-      </w:r>
-    </w:p>
-    <w:p>
-      <w:pPr>
-        <w:pStyle w:val="Compact"/>
-        <w:numPr>
-          <w:ilvl w:val="1"/>
-          <w:numId w:val="1018"/>
-        </w:numPr>
-      </w:pPr>
-      <w:r>
-        <w:t xml:space="preserve">дата рождения, телефон;</w:t>
-      </w:r>
-    </w:p>
-    <w:p>
-      <w:pPr>
-        <w:pStyle w:val="Compact"/>
-        <w:numPr>
-          <w:ilvl w:val="1"/>
-          <w:numId w:val="1018"/>
-        </w:numPr>
-      </w:pPr>
-      <w:r>
-        <w:t xml:space="preserve">логин, пароль;</w:t>
-      </w:r>
-    </w:p>
-    <w:p>
-      <w:pPr>
-        <w:pStyle w:val="Compact"/>
-        <w:numPr>
-          <w:ilvl w:val="1"/>
-          <w:numId w:val="1018"/>
-        </w:numPr>
-      </w:pPr>
-      <w:r>
-        <w:t xml:space="preserve">роль (Обучающийся / Эксперт / Администратор);</w:t>
-      </w:r>
-    </w:p>
-    <w:p>
-      <w:pPr>
-        <w:pStyle w:val="Compact"/>
-        <w:numPr>
-          <w:ilvl w:val="1"/>
-          <w:numId w:val="1018"/>
-        </w:numPr>
-      </w:pPr>
-      <w:r>
-        <w:t xml:space="preserve">должность;</w:t>
-      </w:r>
-    </w:p>
-    <w:p>
-      <w:pPr>
-        <w:pStyle w:val="Compact"/>
-        <w:numPr>
-          <w:ilvl w:val="1"/>
-          <w:numId w:val="1018"/>
-        </w:numPr>
-      </w:pPr>
-      <w:r>
-        <w:t xml:space="preserve">статус (активен / неактивен).</w:t>
-      </w:r>
-    </w:p>
-    <w:p>
-      <w:pPr>
-        <w:pStyle w:val="Compact"/>
-        <w:numPr>
-          <w:ilvl w:val="0"/>
-          <w:numId w:val="1017"/>
-        </w:numPr>
-      </w:pPr>
-      <w:r>
-        <w:t xml:space="preserve">Нажмите</w:t>
-      </w:r>
-      <w:r>
-        <w:t xml:space="preserve"> </w:t>
-      </w:r>
-      <w:r>
-        <w:rPr>
-          <w:b/>
-          <w:bCs/>
-        </w:rPr>
-        <w:t xml:space="preserve">«Сохранить»</w:t>
-      </w:r>
-      <w:r>
-        <w:t xml:space="preserve">.</w:t>
-      </w:r>
-    </w:p>
-    <w:p>
-      <w:pPr>
-        <w:pStyle w:val="BlockText"/>
-      </w:pPr>
-      <w:r>
-        <w:t xml:space="preserve">Пользователи со статусом</w:t>
-      </w:r>
-      <w:r>
-        <w:t xml:space="preserve"> </w:t>
-      </w:r>
-      <w:r>
-        <w:rPr>
-          <w:b/>
-          <w:bCs/>
-        </w:rPr>
-        <w:t xml:space="preserve">«неактивен»</w:t>
-      </w:r>
-      <w:r>
-        <w:t xml:space="preserve"> </w:t>
-      </w:r>
-      <w:r>
-        <w:t xml:space="preserve">не могут войти в систему.</w:t>
-      </w:r>
-    </w:p>
-    <w:bookmarkEnd w:id="37"/>
-    <w:bookmarkStart w:id="38" w:name="редактирование"/>
-    <w:p>
-      <w:pPr>
-        <w:pStyle w:val="Heading4"/>
-      </w:pPr>
-      <w:r>
-        <w:t xml:space="preserve">Редактирование</w:t>
       </w:r>
     </w:p>
     <w:p>
@@ -3084,13 +3336,10 @@
           <w:b/>
           <w:bCs/>
         </w:rPr>
-        <w:t xml:space="preserve">«Действия»</w:t>
-      </w:r>
-      <w:r>
-        <w:t xml:space="preserve"> </w:t>
-      </w:r>
-      <w:r>
-        <w:t xml:space="preserve">у нужного сотрудника.</w:t>
+        <w:t xml:space="preserve">«добавить»</w:t>
+      </w:r>
+      <w:r>
+        <w:t xml:space="preserve">.</w:t>
       </w:r>
     </w:p>
     <w:p>
@@ -3102,20 +3351,91 @@
         </w:numPr>
       </w:pPr>
       <w:r>
-        <w:t xml:space="preserve">Выберите</w:t>
-      </w:r>
-      <w:r>
-        <w:t xml:space="preserve"> </w:t>
-      </w:r>
-      <w:r>
-        <w:rPr>
-          <w:b/>
-          <w:bCs/>
-        </w:rPr>
-        <w:t xml:space="preserve">«Редактировать пользователя»</w:t>
-      </w:r>
-      <w:r>
-        <w:t xml:space="preserve">.</w:t>
+        <w:t xml:space="preserve">Заполните форму:</w:t>
+      </w:r>
+    </w:p>
+    <w:p>
+      <w:pPr>
+        <w:pStyle w:val="Compact"/>
+        <w:numPr>
+          <w:ilvl w:val="1"/>
+          <w:numId w:val="1020"/>
+        </w:numPr>
+      </w:pPr>
+      <w:r>
+        <w:t xml:space="preserve">фото (необязательно);</w:t>
+      </w:r>
+    </w:p>
+    <w:p>
+      <w:pPr>
+        <w:pStyle w:val="Compact"/>
+        <w:numPr>
+          <w:ilvl w:val="1"/>
+          <w:numId w:val="1020"/>
+        </w:numPr>
+      </w:pPr>
+      <w:r>
+        <w:t xml:space="preserve">имя, отчество, фамилия;</w:t>
+      </w:r>
+    </w:p>
+    <w:p>
+      <w:pPr>
+        <w:pStyle w:val="Compact"/>
+        <w:numPr>
+          <w:ilvl w:val="1"/>
+          <w:numId w:val="1020"/>
+        </w:numPr>
+      </w:pPr>
+      <w:r>
+        <w:t xml:space="preserve">дата рождения, телефон;</w:t>
+      </w:r>
+    </w:p>
+    <w:p>
+      <w:pPr>
+        <w:pStyle w:val="Compact"/>
+        <w:numPr>
+          <w:ilvl w:val="1"/>
+          <w:numId w:val="1020"/>
+        </w:numPr>
+      </w:pPr>
+      <w:r>
+        <w:t xml:space="preserve">логин, пароль;</w:t>
+      </w:r>
+    </w:p>
+    <w:p>
+      <w:pPr>
+        <w:pStyle w:val="Compact"/>
+        <w:numPr>
+          <w:ilvl w:val="1"/>
+          <w:numId w:val="1020"/>
+        </w:numPr>
+      </w:pPr>
+      <w:r>
+        <w:t xml:space="preserve">роль (Обучающийся / Эксперт / Администратор);</w:t>
+      </w:r>
+    </w:p>
+    <w:p>
+      <w:pPr>
+        <w:pStyle w:val="Compact"/>
+        <w:numPr>
+          <w:ilvl w:val="1"/>
+          <w:numId w:val="1020"/>
+        </w:numPr>
+      </w:pPr>
+      <w:r>
+        <w:t xml:space="preserve">должность;</w:t>
+      </w:r>
+    </w:p>
+    <w:p>
+      <w:pPr>
+        <w:pStyle w:val="Compact"/>
+        <w:numPr>
+          <w:ilvl w:val="1"/>
+          <w:numId w:val="1020"/>
+        </w:numPr>
+      </w:pPr>
+      <w:r>
+        <w:t xml:space="preserve">статус (активен / неактивен).</w:t>
       </w:r>
     </w:p>
     <w:p>
@@ -3127,117 +3447,54 @@
         </w:numPr>
       </w:pPr>
       <w:r>
-        <w:t xml:space="preserve">Измените данные и сохраните.</w:t>
+        <w:t xml:space="preserve">Нажмите</w:t>
+      </w:r>
+      <w:r>
+        <w:t xml:space="preserve"> </w:t>
+      </w:r>
+      <w:r>
+        <w:rPr>
+          <w:b/>
+          <w:bCs/>
+        </w:rPr>
+        <w:t xml:space="preserve">«Сохранить»</w:t>
+      </w:r>
+      <w:r>
+        <w:t xml:space="preserve">.</w:t>
+      </w:r>
+    </w:p>
+    <w:p>
+      <w:pPr>
+        <w:pStyle w:val="BlockText"/>
+      </w:pPr>
+      <w:r>
+        <w:t xml:space="preserve">Пользователи со статусом</w:t>
+      </w:r>
+      <w:r>
+        <w:t xml:space="preserve"> </w:t>
+      </w:r>
+      <w:r>
+        <w:rPr>
+          <w:b/>
+          <w:bCs/>
+        </w:rPr>
+        <w:t xml:space="preserve">«неактивен»</w:t>
+      </w:r>
+      <w:r>
+        <w:t xml:space="preserve"> </w:t>
+      </w:r>
+      <w:r>
+        <w:t xml:space="preserve">не могут войти в систему.</w:t>
       </w:r>
     </w:p>
     <w:bookmarkEnd w:id="38"/>
-    <w:bookmarkStart w:id="39" w:name="удаление"/>
+    <w:bookmarkStart w:id="39" w:name="редактирование"/>
     <w:p>
       <w:pPr>
         <w:pStyle w:val="Heading4"/>
       </w:pPr>
       <w:r>
-        <w:t xml:space="preserve">Удаление</w:t>
-      </w:r>
-    </w:p>
-    <w:p>
-      <w:pPr>
-        <w:pStyle w:val="Compact"/>
-        <w:numPr>
-          <w:ilvl w:val="0"/>
-          <w:numId w:val="1020"/>
-        </w:numPr>
-      </w:pPr>
-      <w:r>
-        <w:rPr>
-          <w:b/>
-          <w:bCs/>
-        </w:rPr>
-        <w:t xml:space="preserve">«Действия»</w:t>
-      </w:r>
-      <w:r>
-        <w:t xml:space="preserve"> </w:t>
-      </w:r>
-      <w:r>
-        <w:t xml:space="preserve">→</w:t>
-      </w:r>
-      <w:r>
-        <w:t xml:space="preserve"> </w:t>
-      </w:r>
-      <w:r>
-        <w:rPr>
-          <w:b/>
-          <w:bCs/>
-        </w:rPr>
-        <w:t xml:space="preserve">«Удалить пользователя»</w:t>
-      </w:r>
-      <w:r>
-        <w:t xml:space="preserve">.</w:t>
-      </w:r>
-    </w:p>
-    <w:p>
-      <w:pPr>
-        <w:pStyle w:val="Compact"/>
-        <w:numPr>
-          <w:ilvl w:val="0"/>
-          <w:numId w:val="1020"/>
-        </w:numPr>
-      </w:pPr>
-      <w:r>
-        <w:t xml:space="preserve">Подтвердите удаление.</w:t>
-      </w:r>
-    </w:p>
-    <w:bookmarkEnd w:id="39"/>
-    <w:bookmarkEnd w:id="40"/>
-    <w:bookmarkStart w:id="45" w:name="управление-курсами"/>
-    <w:p>
-      <w:pPr>
-        <w:pStyle w:val="Heading3"/>
-      </w:pPr>
-      <w:r>
-        <w:t xml:space="preserve">4.3. Управление курсами</w:t>
-      </w:r>
-    </w:p>
-    <w:p>
-      <w:pPr>
-        <w:pStyle w:val="FirstParagraph"/>
-      </w:pPr>
-      <w:r>
-        <w:t xml:space="preserve">Страница</w:t>
-      </w:r>
-      <w:r>
-        <w:t xml:space="preserve"> </w:t>
-      </w:r>
-      <w:r>
-        <w:rPr>
-          <w:b/>
-          <w:bCs/>
-        </w:rPr>
-        <w:t xml:space="preserve">«Курсы»</w:t>
-      </w:r>
-      <w:r>
-        <w:t xml:space="preserve"> </w:t>
-      </w:r>
-      <w:r>
-        <w:t xml:space="preserve">(</w:t>
-      </w:r>
-      <w:r>
-        <w:rPr>
-          <w:rStyle w:val="VerbatimChar"/>
-        </w:rPr>
-        <w:t xml:space="preserve">admin-courses.html</w:t>
-      </w:r>
-      <w:r>
-        <w:t xml:space="preserve">).</w:t>
-      </w:r>
-    </w:p>
-    <w:bookmarkStart w:id="41" w:name="загрузка-нового-курса-scorm"/>
-    <w:p>
-      <w:pPr>
-        <w:pStyle w:val="Heading4"/>
-      </w:pPr>
-      <w:r>
-        <w:t xml:space="preserve">Загрузка нового курса (SCORM)</w:t>
+        <w:t xml:space="preserve">Редактирование</w:t>
       </w:r>
     </w:p>
     <w:p>
@@ -3259,10 +3516,13 @@
           <w:b/>
           <w:bCs/>
         </w:rPr>
-        <w:t xml:space="preserve">«Загрузить курс»</w:t>
-      </w:r>
-      <w:r>
-        <w:t xml:space="preserve">.</w:t>
+        <w:t xml:space="preserve">«Действия»</w:t>
+      </w:r>
+      <w:r>
+        <w:t xml:space="preserve"> </w:t>
+      </w:r>
+      <w:r>
+        <w:t xml:space="preserve">у нужного сотрудника.</w:t>
       </w:r>
     </w:p>
     <w:p>
@@ -3274,7 +3534,20 @@
         </w:numPr>
       </w:pPr>
       <w:r>
-        <w:t xml:space="preserve">Перетащите ZIP-архив в зону загрузки или выберите файл.</w:t>
+        <w:t xml:space="preserve">Выберите</w:t>
+      </w:r>
+      <w:r>
+        <w:t xml:space="preserve"> </w:t>
+      </w:r>
+      <w:r>
+        <w:rPr>
+          <w:b/>
+          <w:bCs/>
+        </w:rPr>
+        <w:t xml:space="preserve">«Редактировать пользователя»</w:t>
+      </w:r>
+      <w:r>
+        <w:t xml:space="preserve">.</w:t>
       </w:r>
     </w:p>
     <w:p>
@@ -3286,80 +3559,17 @@
         </w:numPr>
       </w:pPr>
       <w:r>
-        <w:t xml:space="preserve">Архив должен содержать</w:t>
-      </w:r>
-      <w:r>
-        <w:t xml:space="preserve"> </w:t>
-      </w:r>
-      <w:r>
-        <w:rPr>
-          <w:rStyle w:val="VerbatimChar"/>
-        </w:rPr>
-        <w:t xml:space="preserve">imsmanifest.xml</w:t>
-      </w:r>
-      <w:r>
-        <w:t xml:space="preserve"> </w:t>
-      </w:r>
-      <w:r>
-        <w:t xml:space="preserve">(SCORM) или</w:t>
-      </w:r>
-      <w:r>
-        <w:t xml:space="preserve"> </w:t>
-      </w:r>
-      <w:r>
-        <w:rPr>
-          <w:rStyle w:val="VerbatimChar"/>
-        </w:rPr>
-        <w:t xml:space="preserve">course.json</w:t>
-      </w:r>
-      <w:r>
-        <w:t xml:space="preserve"> </w:t>
-      </w:r>
-      <w:r>
-        <w:t xml:space="preserve">(нативный курс).</w:t>
-      </w:r>
-    </w:p>
-    <w:p>
-      <w:pPr>
-        <w:pStyle w:val="Compact"/>
-        <w:numPr>
-          <w:ilvl w:val="0"/>
-          <w:numId w:val="1021"/>
-        </w:numPr>
-      </w:pPr>
-      <w:r>
-        <w:t xml:space="preserve">Загрузка начинается автоматически после выбора файла.</w:t>
-      </w:r>
-    </w:p>
-    <w:p>
-      <w:pPr>
-        <w:pStyle w:val="BlockText"/>
-      </w:pPr>
-      <w:r>
-        <w:t xml:space="preserve">Поддерживается только формат</w:t>
-      </w:r>
-      <w:r>
-        <w:t xml:space="preserve"> </w:t>
-      </w:r>
-      <w:r>
-        <w:rPr>
-          <w:b/>
-          <w:bCs/>
-        </w:rPr>
-        <w:t xml:space="preserve">ZIP</w:t>
-      </w:r>
-      <w:r>
-        <w:t xml:space="preserve">.</w:t>
-      </w:r>
-    </w:p>
-    <w:bookmarkEnd w:id="41"/>
-    <w:bookmarkStart w:id="42" w:name="редактирование-курса"/>
+        <w:t xml:space="preserve">Измените данные и сохраните.</w:t>
+      </w:r>
+    </w:p>
+    <w:bookmarkEnd w:id="39"/>
+    <w:bookmarkStart w:id="40" w:name="удаление"/>
     <w:p>
       <w:pPr>
         <w:pStyle w:val="Heading4"/>
       </w:pPr>
       <w:r>
-        <w:t xml:space="preserve">Редактирование курса</w:t>
+        <w:t xml:space="preserve">Удаление</w:t>
       </w:r>
     </w:p>
     <w:p>
@@ -3391,7 +3601,7 @@
           <w:b/>
           <w:bCs/>
         </w:rPr>
-        <w:t xml:space="preserve">«Редактировать»</w:t>
+        <w:t xml:space="preserve">«Удалить пользователя»</w:t>
       </w:r>
       <w:r>
         <w:t xml:space="preserve">.</w:t>
@@ -3406,83 +3616,60 @@
         </w:numPr>
       </w:pPr>
       <w:r>
-        <w:t xml:space="preserve">Измените</w:t>
-      </w:r>
-      <w:r>
-        <w:t xml:space="preserve"> </w:t>
-      </w:r>
-      <w:r>
-        <w:rPr>
-          <w:b/>
-          <w:bCs/>
-        </w:rPr>
-        <w:t xml:space="preserve">название</w:t>
-      </w:r>
-      <w:r>
-        <w:t xml:space="preserve"> </w:t>
-      </w:r>
-      <w:r>
-        <w:t xml:space="preserve">и/или</w:t>
-      </w:r>
-      <w:r>
-        <w:t xml:space="preserve"> </w:t>
-      </w:r>
-      <w:r>
-        <w:rPr>
-          <w:b/>
-          <w:bCs/>
-        </w:rPr>
-        <w:t xml:space="preserve">описание</w:t>
-      </w:r>
-      <w:r>
-        <w:t xml:space="preserve">.</w:t>
-      </w:r>
-    </w:p>
-    <w:p>
-      <w:pPr>
-        <w:pStyle w:val="Compact"/>
-        <w:numPr>
-          <w:ilvl w:val="0"/>
-          <w:numId w:val="1022"/>
-        </w:numPr>
-      </w:pPr>
-      <w:r>
-        <w:t xml:space="preserve">Чтобы удалить описание — оставьте поле пустым.</w:t>
-      </w:r>
-    </w:p>
-    <w:p>
-      <w:pPr>
-        <w:pStyle w:val="Compact"/>
-        <w:numPr>
-          <w:ilvl w:val="0"/>
-          <w:numId w:val="1022"/>
-        </w:numPr>
-      </w:pPr>
-      <w:r>
-        <w:t xml:space="preserve">Нажмите</w:t>
-      </w:r>
-      <w:r>
-        <w:t xml:space="preserve"> </w:t>
-      </w:r>
-      <w:r>
-        <w:rPr>
-          <w:b/>
-          <w:bCs/>
-        </w:rPr>
-        <w:t xml:space="preserve">«Сохранить»</w:t>
-      </w:r>
-      <w:r>
-        <w:t xml:space="preserve">.</w:t>
-      </w:r>
-    </w:p>
-    <w:bookmarkEnd w:id="42"/>
-    <w:bookmarkStart w:id="43" w:name="скачивание-курса"/>
+        <w:t xml:space="preserve">Подтвердите удаление.</w:t>
+      </w:r>
+    </w:p>
+    <w:bookmarkEnd w:id="40"/>
+    <w:bookmarkEnd w:id="41"/>
+    <w:bookmarkStart w:id="46" w:name="управление-курсами"/>
+    <w:p>
+      <w:pPr>
+        <w:pStyle w:val="Heading3"/>
+      </w:pPr>
+      <w:r>
+        <w:t xml:space="preserve">4.3. Управление курсами</w:t>
+      </w:r>
+    </w:p>
+    <w:p>
+      <w:pPr>
+        <w:pStyle w:val="FirstParagraph"/>
+      </w:pPr>
+      <w:r>
+        <w:t xml:space="preserve">Страница</w:t>
+      </w:r>
+      <w:r>
+        <w:t xml:space="preserve"> </w:t>
+      </w:r>
+      <w:r>
+        <w:rPr>
+          <w:b/>
+          <w:bCs/>
+        </w:rPr>
+        <w:t xml:space="preserve">«Курсы»</w:t>
+      </w:r>
+      <w:r>
+        <w:t xml:space="preserve"> </w:t>
+      </w:r>
+      <w:r>
+        <w:t xml:space="preserve">(</w:t>
+      </w:r>
+      <w:r>
+        <w:rPr>
+          <w:rStyle w:val="VerbatimChar"/>
+        </w:rPr>
+        <w:t xml:space="preserve">admin-courses.html</w:t>
+      </w:r>
+      <w:r>
+        <w:t xml:space="preserve">).</w:t>
+      </w:r>
+    </w:p>
+    <w:bookmarkStart w:id="42" w:name="загрузка-нового-курса-scorm"/>
     <w:p>
       <w:pPr>
         <w:pStyle w:val="Heading4"/>
       </w:pPr>
       <w:r>
-        <w:t xml:space="preserve">Скачивание курса</w:t>
+        <w:t xml:space="preserve">Загрузка нового курса (SCORM)</w:t>
       </w:r>
     </w:p>
     <w:p>
@@ -3494,43 +3681,17 @@
         </w:numPr>
       </w:pPr>
       <w:r>
-        <w:rPr>
-          <w:b/>
-          <w:bCs/>
-        </w:rPr>
-        <w:t xml:space="preserve">«Действия»</w:t>
-      </w:r>
-      <w:r>
-        <w:t xml:space="preserve"> </w:t>
-      </w:r>
-      <w:r>
-        <w:t xml:space="preserve">→</w:t>
-      </w:r>
-      <w:r>
-        <w:t xml:space="preserve"> </w:t>
-      </w:r>
-      <w:r>
-        <w:rPr>
-          <w:b/>
-          <w:bCs/>
-        </w:rPr>
-        <w:t xml:space="preserve">«Скачать ZIP»</w:t>
-      </w:r>
-      <w:r>
-        <w:t xml:space="preserve"> </w:t>
-      </w:r>
-      <w:r>
-        <w:t xml:space="preserve">или</w:t>
-      </w:r>
-      <w:r>
-        <w:t xml:space="preserve"> </w:t>
-      </w:r>
-      <w:r>
-        <w:rPr>
-          <w:b/>
-          <w:bCs/>
-        </w:rPr>
-        <w:t xml:space="preserve">«Скачать RAR»</w:t>
+        <w:t xml:space="preserve">Нажмите</w:t>
+      </w:r>
+      <w:r>
+        <w:t xml:space="preserve"> </w:t>
+      </w:r>
+      <w:r>
+        <w:rPr>
+          <w:b/>
+          <w:bCs/>
+        </w:rPr>
+        <w:t xml:space="preserve">«Загрузить курс»</w:t>
       </w:r>
       <w:r>
         <w:t xml:space="preserve">.</w:t>
@@ -3545,7 +3706,61 @@
         </w:numPr>
       </w:pPr>
       <w:r>
-        <w:t xml:space="preserve">Архив с файлами курса сохранится на компьютер.</w:t>
+        <w:t xml:space="preserve">Перетащите ZIP-архив в зону загрузки или выберите файл.</w:t>
+      </w:r>
+    </w:p>
+    <w:p>
+      <w:pPr>
+        <w:pStyle w:val="Compact"/>
+        <w:numPr>
+          <w:ilvl w:val="0"/>
+          <w:numId w:val="1023"/>
+        </w:numPr>
+      </w:pPr>
+      <w:r>
+        <w:t xml:space="preserve">Архив должен содержать</w:t>
+      </w:r>
+      <w:r>
+        <w:t xml:space="preserve"> </w:t>
+      </w:r>
+      <w:r>
+        <w:rPr>
+          <w:rStyle w:val="VerbatimChar"/>
+        </w:rPr>
+        <w:t xml:space="preserve">imsmanifest.xml</w:t>
+      </w:r>
+      <w:r>
+        <w:t xml:space="preserve"> </w:t>
+      </w:r>
+      <w:r>
+        <w:t xml:space="preserve">(SCORM) или</w:t>
+      </w:r>
+      <w:r>
+        <w:t xml:space="preserve"> </w:t>
+      </w:r>
+      <w:r>
+        <w:rPr>
+          <w:rStyle w:val="VerbatimChar"/>
+        </w:rPr>
+        <w:t xml:space="preserve">course.json</w:t>
+      </w:r>
+      <w:r>
+        <w:t xml:space="preserve"> </w:t>
+      </w:r>
+      <w:r>
+        <w:t xml:space="preserve">(нативный курс).</w:t>
+      </w:r>
+    </w:p>
+    <w:p>
+      <w:pPr>
+        <w:pStyle w:val="Compact"/>
+        <w:numPr>
+          <w:ilvl w:val="0"/>
+          <w:numId w:val="1023"/>
+        </w:numPr>
+      </w:pPr>
+      <w:r>
+        <w:t xml:space="preserve">Загрузка начинается автоматически после выбора файла.</w:t>
       </w:r>
     </w:p>
     <w:p>
@@ -3553,17 +3768,30 @@
         <w:pStyle w:val="BlockText"/>
       </w:pPr>
       <w:r>
-        <w:t xml:space="preserve">RAR доступен, если на сервере установлен WinRAR. Иначе используйте ZIP.</w:t>
-      </w:r>
-    </w:p>
-    <w:bookmarkEnd w:id="43"/>
-    <w:bookmarkStart w:id="44" w:name="удаление-курса"/>
+        <w:t xml:space="preserve">Поддерживается только формат</w:t>
+      </w:r>
+      <w:r>
+        <w:t xml:space="preserve"> </w:t>
+      </w:r>
+      <w:r>
+        <w:rPr>
+          <w:b/>
+          <w:bCs/>
+        </w:rPr>
+        <w:t xml:space="preserve">ZIP</w:t>
+      </w:r>
+      <w:r>
+        <w:t xml:space="preserve">.</w:t>
+      </w:r>
+    </w:p>
+    <w:bookmarkEnd w:id="42"/>
+    <w:bookmarkStart w:id="43" w:name="редактирование-курса"/>
     <w:p>
       <w:pPr>
         <w:pStyle w:val="Heading4"/>
       </w:pPr>
       <w:r>
-        <w:t xml:space="preserve">Удаление курса</w:t>
+        <w:t xml:space="preserve">Редактирование курса</w:t>
       </w:r>
     </w:p>
     <w:p>
@@ -3595,7 +3823,7 @@
           <w:b/>
           <w:bCs/>
         </w:rPr>
-        <w:t xml:space="preserve">«Удалить курс»</w:t>
+        <w:t xml:space="preserve">«Редактировать»</w:t>
       </w:r>
       <w:r>
         <w:t xml:space="preserve">.</w:t>
@@ -3610,7 +3838,36 @@
         </w:numPr>
       </w:pPr>
       <w:r>
-        <w:t xml:space="preserve">Подтвердите удаление.</w:t>
+        <w:t xml:space="preserve">Измените</w:t>
+      </w:r>
+      <w:r>
+        <w:t xml:space="preserve"> </w:t>
+      </w:r>
+      <w:r>
+        <w:rPr>
+          <w:b/>
+          <w:bCs/>
+        </w:rPr>
+        <w:t xml:space="preserve">название</w:t>
+      </w:r>
+      <w:r>
+        <w:t xml:space="preserve"> </w:t>
+      </w:r>
+      <w:r>
+        <w:t xml:space="preserve">и/или</w:t>
+      </w:r>
+      <w:r>
+        <w:t xml:space="preserve"> </w:t>
+      </w:r>
+      <w:r>
+        <w:rPr>
+          <w:b/>
+          <w:bCs/>
+        </w:rPr>
+        <w:t xml:space="preserve">описание</w:t>
+      </w:r>
+      <w:r>
+        <w:t xml:space="preserve">.</w:t>
       </w:r>
     </w:p>
     <w:p>
@@ -3622,104 +3879,42 @@
         </w:numPr>
       </w:pPr>
       <w:r>
-        <w:t xml:space="preserve">Удаляются записи в БД и папка курса на диске.</w:t>
-      </w:r>
-    </w:p>
-    <w:bookmarkEnd w:id="44"/>
-    <w:bookmarkEnd w:id="45"/>
-    <w:bookmarkStart w:id="46" w:name="профиль-администратора"/>
-    <w:p>
-      <w:pPr>
-        <w:pStyle w:val="Heading3"/>
-      </w:pPr>
-      <w:r>
-        <w:t xml:space="preserve">4.4. Профиль администратора</w:t>
-      </w:r>
-    </w:p>
-    <w:p>
-      <w:pPr>
-        <w:pStyle w:val="FirstParagraph"/>
-      </w:pPr>
-      <w:r>
-        <w:t xml:space="preserve">Меню аккаунта →</w:t>
-      </w:r>
-      <w:r>
-        <w:t xml:space="preserve"> </w:t>
-      </w:r>
-      <w:r>
-        <w:rPr>
-          <w:b/>
-          <w:bCs/>
-        </w:rPr>
-        <w:t xml:space="preserve">«Открыть профиль»</w:t>
-      </w:r>
-      <w:r>
-        <w:t xml:space="preserve">:</w:t>
-      </w:r>
-      <w:r>
-        <w:t xml:space="preserve"> </w:t>
-      </w:r>
-      <w:r>
-        <w:t xml:space="preserve">- просмотр роли, ФИО, логина;</w:t>
-      </w:r>
-      <w:r>
-        <w:t xml:space="preserve"> </w:t>
-      </w:r>
-      <w:r>
-        <w:t xml:space="preserve">- редактирование профиля и загрузка фото</w:t>
-      </w:r>
-      <w:r>
-        <w:t xml:space="preserve"> </w:t>
-      </w:r>
-      <w:r>
-        <w:rPr>
-          <w:b/>
-          <w:bCs/>
-        </w:rPr>
-        <w:t xml:space="preserve">недоступны</w:t>
+        <w:t xml:space="preserve">Чтобы удалить описание — оставьте поле пустым.</w:t>
+      </w:r>
+    </w:p>
+    <w:p>
+      <w:pPr>
+        <w:pStyle w:val="Compact"/>
+        <w:numPr>
+          <w:ilvl w:val="0"/>
+          <w:numId w:val="1024"/>
+        </w:numPr>
+      </w:pPr>
+      <w:r>
+        <w:t xml:space="preserve">Нажмите</w:t>
+      </w:r>
+      <w:r>
+        <w:t xml:space="preserve"> </w:t>
+      </w:r>
+      <w:r>
+        <w:rPr>
+          <w:b/>
+          <w:bCs/>
+        </w:rPr>
+        <w:t xml:space="preserve">«Сохранить»</w:t>
       </w:r>
       <w:r>
         <w:t xml:space="preserve">.</w:t>
       </w:r>
     </w:p>
-    <w:bookmarkEnd w:id="46"/>
-    <w:bookmarkStart w:id="47" w:name="рейтинг-и-отчёты-1"/>
-    <w:p>
-      <w:pPr>
-        <w:pStyle w:val="Heading3"/>
-      </w:pPr>
-      <w:r>
-        <w:t xml:space="preserve">4.5. Рейтинг и отчёты</w:t>
-      </w:r>
-    </w:p>
-    <w:p>
-      <w:pPr>
-        <w:pStyle w:val="FirstParagraph"/>
-      </w:pPr>
-      <w:r>
-        <w:t xml:space="preserve">Страница рейтинга не входит в основное меню, но доступна по адресу</w:t>
-      </w:r>
-      <w:r>
-        <w:t xml:space="preserve"> </w:t>
-      </w:r>
-      <w:r>
-        <w:rPr>
-          <w:rStyle w:val="VerbatimChar"/>
-        </w:rPr>
-        <w:t xml:space="preserve">rating.html</w:t>
-      </w:r>
-      <w:r>
-        <w:t xml:space="preserve">. Функционал аналогичен эксперту: просмотр рейтинга и скачивание Excel-отчёта.</w:t>
-      </w:r>
-    </w:p>
-    <w:bookmarkEnd w:id="47"/>
-    <w:bookmarkStart w:id="48" w:name="ограничения-администратора"/>
-    <w:p>
-      <w:pPr>
-        <w:pStyle w:val="Heading3"/>
-      </w:pPr>
-      <w:r>
-        <w:t xml:space="preserve">4.6. Ограничения администратора</w:t>
+    <w:bookmarkEnd w:id="43"/>
+    <w:bookmarkStart w:id="44" w:name="скачивание-курса"/>
+    <w:p>
+      <w:pPr>
+        <w:pStyle w:val="Heading4"/>
+      </w:pPr>
+      <w:r>
+        <w:t xml:space="preserve">Скачивание курса</w:t>
       </w:r>
     </w:p>
     <w:p>
@@ -3731,19 +3926,46 @@
         </w:numPr>
       </w:pPr>
       <w:r>
-        <w:t xml:space="preserve">Нет интерфейса назначения курсов (это делает эксперт на</w:t>
-      </w:r>
-      <w:r>
-        <w:t xml:space="preserve"> </w:t>
-      </w:r>
-      <w:r>
-        <w:rPr>
-          <w:rStyle w:val="VerbatimChar"/>
-        </w:rPr>
-        <w:t xml:space="preserve">assignments.html</w:t>
-      </w:r>
-      <w:r>
-        <w:t xml:space="preserve">).</w:t>
+        <w:rPr>
+          <w:b/>
+          <w:bCs/>
+        </w:rPr>
+        <w:t xml:space="preserve">«Действия»</w:t>
+      </w:r>
+      <w:r>
+        <w:t xml:space="preserve"> </w:t>
+      </w:r>
+      <w:r>
+        <w:t xml:space="preserve">→</w:t>
+      </w:r>
+      <w:r>
+        <w:t xml:space="preserve"> </w:t>
+      </w:r>
+      <w:r>
+        <w:rPr>
+          <w:b/>
+          <w:bCs/>
+        </w:rPr>
+        <w:t xml:space="preserve">«Скачать ZIP»</w:t>
+      </w:r>
+      <w:r>
+        <w:t xml:space="preserve"> </w:t>
+      </w:r>
+      <w:r>
+        <w:t xml:space="preserve">или</w:t>
+      </w:r>
+      <w:r>
+        <w:t xml:space="preserve"> </w:t>
+      </w:r>
+      <w:r>
+        <w:rPr>
+          <w:b/>
+          <w:bCs/>
+        </w:rPr>
+        <w:t xml:space="preserve">«Скачать RAR»</w:t>
+      </w:r>
+      <w:r>
+        <w:t xml:space="preserve">.</w:t>
       </w:r>
     </w:p>
     <w:p>
@@ -3755,6 +3977,216 @@
         </w:numPr>
       </w:pPr>
       <w:r>
+        <w:t xml:space="preserve">Архив с файлами курса сохранится на компьютер.</w:t>
+      </w:r>
+    </w:p>
+    <w:p>
+      <w:pPr>
+        <w:pStyle w:val="BlockText"/>
+      </w:pPr>
+      <w:r>
+        <w:t xml:space="preserve">RAR доступен, если на сервере установлен WinRAR. Иначе используйте ZIP.</w:t>
+      </w:r>
+    </w:p>
+    <w:bookmarkEnd w:id="44"/>
+    <w:bookmarkStart w:id="45" w:name="удаление-курса"/>
+    <w:p>
+      <w:pPr>
+        <w:pStyle w:val="Heading4"/>
+      </w:pPr>
+      <w:r>
+        <w:t xml:space="preserve">Удаление курса</w:t>
+      </w:r>
+    </w:p>
+    <w:p>
+      <w:pPr>
+        <w:pStyle w:val="Compact"/>
+        <w:numPr>
+          <w:ilvl w:val="0"/>
+          <w:numId w:val="1026"/>
+        </w:numPr>
+      </w:pPr>
+      <w:r>
+        <w:rPr>
+          <w:b/>
+          <w:bCs/>
+        </w:rPr>
+        <w:t xml:space="preserve">«Действия»</w:t>
+      </w:r>
+      <w:r>
+        <w:t xml:space="preserve"> </w:t>
+      </w:r>
+      <w:r>
+        <w:t xml:space="preserve">→</w:t>
+      </w:r>
+      <w:r>
+        <w:t xml:space="preserve"> </w:t>
+      </w:r>
+      <w:r>
+        <w:rPr>
+          <w:b/>
+          <w:bCs/>
+        </w:rPr>
+        <w:t xml:space="preserve">«Удалить курс»</w:t>
+      </w:r>
+      <w:r>
+        <w:t xml:space="preserve">.</w:t>
+      </w:r>
+    </w:p>
+    <w:p>
+      <w:pPr>
+        <w:pStyle w:val="Compact"/>
+        <w:numPr>
+          <w:ilvl w:val="0"/>
+          <w:numId w:val="1026"/>
+        </w:numPr>
+      </w:pPr>
+      <w:r>
+        <w:t xml:space="preserve">Подтвердите удаление.</w:t>
+      </w:r>
+    </w:p>
+    <w:p>
+      <w:pPr>
+        <w:pStyle w:val="Compact"/>
+        <w:numPr>
+          <w:ilvl w:val="0"/>
+          <w:numId w:val="1026"/>
+        </w:numPr>
+      </w:pPr>
+      <w:r>
+        <w:t xml:space="preserve">Удаляются записи в БД и папка курса на диске.</w:t>
+      </w:r>
+    </w:p>
+    <w:bookmarkEnd w:id="45"/>
+    <w:bookmarkEnd w:id="46"/>
+    <w:bookmarkStart w:id="47" w:name="профиль-администратора"/>
+    <w:p>
+      <w:pPr>
+        <w:pStyle w:val="Heading3"/>
+      </w:pPr>
+      <w:r>
+        <w:t xml:space="preserve">4.4. Профиль администратора</w:t>
+      </w:r>
+    </w:p>
+    <w:p>
+      <w:pPr>
+        <w:pStyle w:val="FirstParagraph"/>
+      </w:pPr>
+      <w:r>
+        <w:t xml:space="preserve">Меню аккаунта →</w:t>
+      </w:r>
+      <w:r>
+        <w:t xml:space="preserve"> </w:t>
+      </w:r>
+      <w:r>
+        <w:rPr>
+          <w:b/>
+          <w:bCs/>
+        </w:rPr>
+        <w:t xml:space="preserve">«Открыть профиль»</w:t>
+      </w:r>
+      <w:r>
+        <w:t xml:space="preserve">:</w:t>
+      </w:r>
+      <w:r>
+        <w:t xml:space="preserve"> </w:t>
+      </w:r>
+      <w:r>
+        <w:t xml:space="preserve">- просмотр роли, ФИО, логина;</w:t>
+      </w:r>
+      <w:r>
+        <w:t xml:space="preserve"> </w:t>
+      </w:r>
+      <w:r>
+        <w:t xml:space="preserve">- редактирование профиля и загрузка фото</w:t>
+      </w:r>
+      <w:r>
+        <w:t xml:space="preserve"> </w:t>
+      </w:r>
+      <w:r>
+        <w:rPr>
+          <w:b/>
+          <w:bCs/>
+        </w:rPr>
+        <w:t xml:space="preserve">недоступны</w:t>
+      </w:r>
+      <w:r>
+        <w:t xml:space="preserve">.</w:t>
+      </w:r>
+    </w:p>
+    <w:bookmarkEnd w:id="47"/>
+    <w:bookmarkStart w:id="48" w:name="рейтинг-и-отчёты-1"/>
+    <w:p>
+      <w:pPr>
+        <w:pStyle w:val="Heading3"/>
+      </w:pPr>
+      <w:r>
+        <w:t xml:space="preserve">4.5. Рейтинг и отчёты</w:t>
+      </w:r>
+    </w:p>
+    <w:p>
+      <w:pPr>
+        <w:pStyle w:val="FirstParagraph"/>
+      </w:pPr>
+      <w:r>
+        <w:t xml:space="preserve">Страница рейтинга не входит в основное меню, но доступна по адресу</w:t>
+      </w:r>
+      <w:r>
+        <w:t xml:space="preserve"> </w:t>
+      </w:r>
+      <w:r>
+        <w:rPr>
+          <w:rStyle w:val="VerbatimChar"/>
+        </w:rPr>
+        <w:t xml:space="preserve">rating.html</w:t>
+      </w:r>
+      <w:r>
+        <w:t xml:space="preserve">. Функционал аналогичен эксперту: просмотр рейтинга и скачивание Excel-отчёта.</w:t>
+      </w:r>
+    </w:p>
+    <w:bookmarkEnd w:id="48"/>
+    <w:bookmarkStart w:id="49" w:name="ограничения-администратора"/>
+    <w:p>
+      <w:pPr>
+        <w:pStyle w:val="Heading3"/>
+      </w:pPr>
+      <w:r>
+        <w:t xml:space="preserve">4.6. Ограничения администратора</w:t>
+      </w:r>
+    </w:p>
+    <w:p>
+      <w:pPr>
+        <w:pStyle w:val="Compact"/>
+        <w:numPr>
+          <w:ilvl w:val="0"/>
+          <w:numId w:val="1027"/>
+        </w:numPr>
+      </w:pPr>
+      <w:r>
+        <w:t xml:space="preserve">Нет интерфейса назначения курсов (это делает эксперт на</w:t>
+      </w:r>
+      <w:r>
+        <w:t xml:space="preserve"> </w:t>
+      </w:r>
+      <w:r>
+        <w:rPr>
+          <w:rStyle w:val="VerbatimChar"/>
+        </w:rPr>
+        <w:t xml:space="preserve">assignments.html</w:t>
+      </w:r>
+      <w:r>
+        <w:t xml:space="preserve">).</w:t>
+      </w:r>
+    </w:p>
+    <w:p>
+      <w:pPr>
+        <w:pStyle w:val="Compact"/>
+        <w:numPr>
+          <w:ilvl w:val="0"/>
+          <w:numId w:val="1027"/>
+        </w:numPr>
+      </w:pPr>
+      <w:r>
         <w:t xml:space="preserve">Нельзя проходить курсы через «Моё обучение» (страница недоступна).</w:t>
       </w:r>
     </w:p>
@@ -3763,7 +4195,7 @@
         <w:pStyle w:val="Compact"/>
         <w:numPr>
           <w:ilvl w:val="0"/>
-          <w:numId w:val="1025"/>
+          <w:numId w:val="1027"/>
         </w:numPr>
       </w:pPr>
       <w:r>
@@ -3777,9 +4209,9 @@
         </w:pict>
       </w:r>
     </w:p>
-    <w:bookmarkEnd w:id="48"/>
     <w:bookmarkEnd w:id="49"/>
-    <w:bookmarkStart w:id="50" w:name="тестовые-учётные-записи"/>
+    <w:bookmarkEnd w:id="50"/>
+    <w:bookmarkStart w:id="51" w:name="тестовые-учётные-записи"/>
     <w:p>
       <w:pPr>
         <w:pStyle w:val="Heading2"/>
@@ -4066,8 +4498,8 @@
         </w:pict>
       </w:r>
     </w:p>
-    <w:bookmarkEnd w:id="50"/>
-    <w:bookmarkStart w:id="51" w:name="частые-проблемы-и-решения"/>
+    <w:bookmarkEnd w:id="51"/>
+    <w:bookmarkStart w:id="52" w:name="частые-проблемы-и-решения"/>
     <w:p>
       <w:pPr>
         <w:pStyle w:val="Heading2"/>
@@ -4230,18 +4662,53 @@
               <w:pStyle w:val="Compact"/>
             </w:pPr>
             <w:r>
-              <w:t xml:space="preserve">Курс не назначен</w:t>
-            </w:r>
-          </w:p>
-        </w:tc>
-        <w:tc>
-          <w:tcPr/>
-          <w:p>
-            <w:pPr>
-              <w:pStyle w:val="Compact"/>
-            </w:pPr>
-            <w:r>
-              <w:t xml:space="preserve">Попросите эксперта назначить курс</w:t>
+              <w:t xml:space="preserve">Курс не назначен или срок истёк</w:t>
+            </w:r>
+          </w:p>
+        </w:tc>
+        <w:tc>
+          <w:tcPr/>
+          <w:p>
+            <w:pPr>
+              <w:pStyle w:val="Compact"/>
+            </w:pPr>
+            <w:r>
+              <w:t xml:space="preserve">Попросите эксперта назначить курс или продлить срок</w:t>
+            </w:r>
+          </w:p>
+        </w:tc>
+      </w:tr>
+      <w:tr>
+        <w:tc>
+          <w:tcPr/>
+          <w:p>
+            <w:pPr>
+              <w:pStyle w:val="Compact"/>
+            </w:pPr>
+            <w:r>
+              <w:t xml:space="preserve">«Срок истёк» в расписании</w:t>
+            </w:r>
+          </w:p>
+        </w:tc>
+        <w:tc>
+          <w:tcPr/>
+          <w:p>
+            <w:pPr>
+              <w:pStyle w:val="Compact"/>
+            </w:pPr>
+            <w:r>
+              <w:t xml:space="preserve">Дедлайн назначения прошёл</w:t>
+            </w:r>
+          </w:p>
+        </w:tc>
+        <w:tc>
+          <w:tcPr/>
+          <w:p>
+            <w:pPr>
+              <w:pStyle w:val="Compact"/>
+            </w:pPr>
+            <w:r>
+              <w:t xml:space="preserve">Курс заблокирован; требуется новое назначение</w:t>
             </w:r>
           </w:p>
         </w:tc>
@@ -4473,8 +4940,8 @@
         </w:pict>
       </w:r>
     </w:p>
-    <w:bookmarkEnd w:id="51"/>
-    <w:bookmarkStart w:id="52" w:name="контакты-и-поддержка"/>
+    <w:bookmarkEnd w:id="52"/>
+    <w:bookmarkStart w:id="53" w:name="контакты-и-поддержка"/>
     <w:p>
       <w:pPr>
         <w:pStyle w:val="Heading2"/>
@@ -4491,8 +4958,8 @@
         <w:t xml:space="preserve">По вопросам работы платформы обращайтесь к администратору системы или эксперту, ответственному за обучение в вашей организации.</w:t>
       </w:r>
     </w:p>
-    <w:bookmarkEnd w:id="52"/>
     <w:bookmarkEnd w:id="53"/>
+    <w:bookmarkEnd w:id="54"/>
     <w:sectPr>
       <w:footnotePr>
         <w:numRestart w:val="eachSect"/>
@@ -4798,6 +5265,9 @@
     <w:abstractNumId w:val="991"/>
   </w:num>
   <w:num w:numId="1002">
+    <w:abstractNumId w:val="991"/>
+  </w:num>
+  <w:num w:numId="1003">
     <w:abstractNumId w:val="99411"/>
     <w:lvlOverride w:ilvl="0">
       <w:startOverride w:val="1"/>
@@ -4827,38 +5297,8 @@
       <w:startOverride w:val="1"/>
     </w:lvlOverride>
   </w:num>
-  <w:num w:numId="1003">
+  <w:num w:numId="1004">
     <w:abstractNumId w:val="991"/>
-  </w:num>
-  <w:num w:numId="1004">
-    <w:abstractNumId w:val="99411"/>
-    <w:lvlOverride w:ilvl="0">
-      <w:startOverride w:val="1"/>
-    </w:lvlOverride>
-    <w:lvlOverride w:ilvl="1">
-      <w:startOverride w:val="1"/>
-    </w:lvlOverride>
-    <w:lvlOverride w:ilvl="2">
-      <w:startOverride w:val="1"/>
-    </w:lvlOverride>
-    <w:lvlOverride w:ilvl="3">
-      <w:startOverride w:val="1"/>
-    </w:lvlOverride>
-    <w:lvlOverride w:ilvl="4">
-      <w:startOverride w:val="1"/>
-    </w:lvlOverride>
-    <w:lvlOverride w:ilvl="5">
-      <w:startOverride w:val="1"/>
-    </w:lvlOverride>
-    <w:lvlOverride w:ilvl="6">
-      <w:startOverride w:val="1"/>
-    </w:lvlOverride>
-    <w:lvlOverride w:ilvl="7">
-      <w:startOverride w:val="1"/>
-    </w:lvlOverride>
-    <w:lvlOverride w:ilvl="8">
-      <w:startOverride w:val="1"/>
-    </w:lvlOverride>
   </w:num>
   <w:num w:numId="1005">
     <w:abstractNumId w:val="99411"/>
@@ -4981,12 +5421,42 @@
     </w:lvlOverride>
   </w:num>
   <w:num w:numId="1009">
-    <w:abstractNumId w:val="991"/>
+    <w:abstractNumId w:val="99411"/>
+    <w:lvlOverride w:ilvl="0">
+      <w:startOverride w:val="1"/>
+    </w:lvlOverride>
+    <w:lvlOverride w:ilvl="1">
+      <w:startOverride w:val="1"/>
+    </w:lvlOverride>
+    <w:lvlOverride w:ilvl="2">
+      <w:startOverride w:val="1"/>
+    </w:lvlOverride>
+    <w:lvlOverride w:ilvl="3">
+      <w:startOverride w:val="1"/>
+    </w:lvlOverride>
+    <w:lvlOverride w:ilvl="4">
+      <w:startOverride w:val="1"/>
+    </w:lvlOverride>
+    <w:lvlOverride w:ilvl="5">
+      <w:startOverride w:val="1"/>
+    </w:lvlOverride>
+    <w:lvlOverride w:ilvl="6">
+      <w:startOverride w:val="1"/>
+    </w:lvlOverride>
+    <w:lvlOverride w:ilvl="7">
+      <w:startOverride w:val="1"/>
+    </w:lvlOverride>
+    <w:lvlOverride w:ilvl="8">
+      <w:startOverride w:val="1"/>
+    </w:lvlOverride>
   </w:num>
   <w:num w:numId="1010">
     <w:abstractNumId w:val="991"/>
   </w:num>
   <w:num w:numId="1011">
+    <w:abstractNumId w:val="991"/>
+  </w:num>
+  <w:num w:numId="1012">
     <w:abstractNumId w:val="99411"/>
     <w:lvlOverride w:ilvl="0">
       <w:startOverride w:val="1"/>
@@ -5016,38 +5486,8 @@
       <w:startOverride w:val="1"/>
     </w:lvlOverride>
   </w:num>
-  <w:num w:numId="1012">
+  <w:num w:numId="1013">
     <w:abstractNumId w:val="991"/>
-  </w:num>
-  <w:num w:numId="1013">
-    <w:abstractNumId w:val="99411"/>
-    <w:lvlOverride w:ilvl="0">
-      <w:startOverride w:val="1"/>
-    </w:lvlOverride>
-    <w:lvlOverride w:ilvl="1">
-      <w:startOverride w:val="1"/>
-    </w:lvlOverride>
-    <w:lvlOverride w:ilvl="2">
-      <w:startOverride w:val="1"/>
-    </w:lvlOverride>
-    <w:lvlOverride w:ilvl="3">
-      <w:startOverride w:val="1"/>
-    </w:lvlOverride>
-    <w:lvlOverride w:ilvl="4">
-      <w:startOverride w:val="1"/>
-    </w:lvlOverride>
-    <w:lvlOverride w:ilvl="5">
-      <w:startOverride w:val="1"/>
-    </w:lvlOverride>
-    <w:lvlOverride w:ilvl="6">
-      <w:startOverride w:val="1"/>
-    </w:lvlOverride>
-    <w:lvlOverride w:ilvl="7">
-      <w:startOverride w:val="1"/>
-    </w:lvlOverride>
-    <w:lvlOverride w:ilvl="8">
-      <w:startOverride w:val="1"/>
-    </w:lvlOverride>
   </w:num>
   <w:num w:numId="1014">
     <w:abstractNumId w:val="99411"/>
@@ -5080,40 +5520,40 @@
     </w:lvlOverride>
   </w:num>
   <w:num w:numId="1015">
-    <w:abstractNumId w:val="991"/>
+    <w:abstractNumId w:val="99411"/>
+    <w:lvlOverride w:ilvl="0">
+      <w:startOverride w:val="1"/>
+    </w:lvlOverride>
+    <w:lvlOverride w:ilvl="1">
+      <w:startOverride w:val="1"/>
+    </w:lvlOverride>
+    <w:lvlOverride w:ilvl="2">
+      <w:startOverride w:val="1"/>
+    </w:lvlOverride>
+    <w:lvlOverride w:ilvl="3">
+      <w:startOverride w:val="1"/>
+    </w:lvlOverride>
+    <w:lvlOverride w:ilvl="4">
+      <w:startOverride w:val="1"/>
+    </w:lvlOverride>
+    <w:lvlOverride w:ilvl="5">
+      <w:startOverride w:val="1"/>
+    </w:lvlOverride>
+    <w:lvlOverride w:ilvl="6">
+      <w:startOverride w:val="1"/>
+    </w:lvlOverride>
+    <w:lvlOverride w:ilvl="7">
+      <w:startOverride w:val="1"/>
+    </w:lvlOverride>
+    <w:lvlOverride w:ilvl="8">
+      <w:startOverride w:val="1"/>
+    </w:lvlOverride>
   </w:num>
   <w:num w:numId="1016">
     <w:abstractNumId w:val="991"/>
   </w:num>
   <w:num w:numId="1017">
-    <w:abstractNumId w:val="99411"/>
-    <w:lvlOverride w:ilvl="0">
-      <w:startOverride w:val="1"/>
-    </w:lvlOverride>
-    <w:lvlOverride w:ilvl="1">
-      <w:startOverride w:val="1"/>
-    </w:lvlOverride>
-    <w:lvlOverride w:ilvl="2">
-      <w:startOverride w:val="1"/>
-    </w:lvlOverride>
-    <w:lvlOverride w:ilvl="3">
-      <w:startOverride w:val="1"/>
-    </w:lvlOverride>
-    <w:lvlOverride w:ilvl="4">
-      <w:startOverride w:val="1"/>
-    </w:lvlOverride>
-    <w:lvlOverride w:ilvl="5">
-      <w:startOverride w:val="1"/>
-    </w:lvlOverride>
-    <w:lvlOverride w:ilvl="6">
-      <w:startOverride w:val="1"/>
-    </w:lvlOverride>
-    <w:lvlOverride w:ilvl="7">
-      <w:startOverride w:val="1"/>
-    </w:lvlOverride>
-    <w:lvlOverride w:ilvl="8">
-      <w:startOverride w:val="1"/>
-    </w:lvlOverride>
+    <w:abstractNumId w:val="991"/>
   </w:num>
   <w:num w:numId="1018">
     <w:abstractNumId w:val="991"/>
@@ -5149,34 +5589,7 @@
     </w:lvlOverride>
   </w:num>
   <w:num w:numId="1020">
-    <w:abstractNumId w:val="99411"/>
-    <w:lvlOverride w:ilvl="0">
-      <w:startOverride w:val="1"/>
-    </w:lvlOverride>
-    <w:lvlOverride w:ilvl="1">
-      <w:startOverride w:val="1"/>
-    </w:lvlOverride>
-    <w:lvlOverride w:ilvl="2">
-      <w:startOverride w:val="1"/>
-    </w:lvlOverride>
-    <w:lvlOverride w:ilvl="3">
-      <w:startOverride w:val="1"/>
-    </w:lvlOverride>
-    <w:lvlOverride w:ilvl="4">
-      <w:startOverride w:val="1"/>
-    </w:lvlOverride>
-    <w:lvlOverride w:ilvl="5">
-      <w:startOverride w:val="1"/>
-    </w:lvlOverride>
-    <w:lvlOverride w:ilvl="6">
-      <w:startOverride w:val="1"/>
-    </w:lvlOverride>
-    <w:lvlOverride w:ilvl="7">
-      <w:startOverride w:val="1"/>
-    </w:lvlOverride>
-    <w:lvlOverride w:ilvl="8">
-      <w:startOverride w:val="1"/>
-    </w:lvlOverride>
+    <w:abstractNumId w:val="991"/>
   </w:num>
   <w:num w:numId="1021">
     <w:abstractNumId w:val="99411"/>
@@ -5299,6 +5712,66 @@
     </w:lvlOverride>
   </w:num>
   <w:num w:numId="1025">
+    <w:abstractNumId w:val="99411"/>
+    <w:lvlOverride w:ilvl="0">
+      <w:startOverride w:val="1"/>
+    </w:lvlOverride>
+    <w:lvlOverride w:ilvl="1">
+      <w:startOverride w:val="1"/>
+    </w:lvlOverride>
+    <w:lvlOverride w:ilvl="2">
+      <w:startOverride w:val="1"/>
+    </w:lvlOverride>
+    <w:lvlOverride w:ilvl="3">
+      <w:startOverride w:val="1"/>
+    </w:lvlOverride>
+    <w:lvlOverride w:ilvl="4">
+      <w:startOverride w:val="1"/>
+    </w:lvlOverride>
+    <w:lvlOverride w:ilvl="5">
+      <w:startOverride w:val="1"/>
+    </w:lvlOverride>
+    <w:lvlOverride w:ilvl="6">
+      <w:startOverride w:val="1"/>
+    </w:lvlOverride>
+    <w:lvlOverride w:ilvl="7">
+      <w:startOverride w:val="1"/>
+    </w:lvlOverride>
+    <w:lvlOverride w:ilvl="8">
+      <w:startOverride w:val="1"/>
+    </w:lvlOverride>
+  </w:num>
+  <w:num w:numId="1026">
+    <w:abstractNumId w:val="99411"/>
+    <w:lvlOverride w:ilvl="0">
+      <w:startOverride w:val="1"/>
+    </w:lvlOverride>
+    <w:lvlOverride w:ilvl="1">
+      <w:startOverride w:val="1"/>
+    </w:lvlOverride>
+    <w:lvlOverride w:ilvl="2">
+      <w:startOverride w:val="1"/>
+    </w:lvlOverride>
+    <w:lvlOverride w:ilvl="3">
+      <w:startOverride w:val="1"/>
+    </w:lvlOverride>
+    <w:lvlOverride w:ilvl="4">
+      <w:startOverride w:val="1"/>
+    </w:lvlOverride>
+    <w:lvlOverride w:ilvl="5">
+      <w:startOverride w:val="1"/>
+    </w:lvlOverride>
+    <w:lvlOverride w:ilvl="6">
+      <w:startOverride w:val="1"/>
+    </w:lvlOverride>
+    <w:lvlOverride w:ilvl="7">
+      <w:startOverride w:val="1"/>
+    </w:lvlOverride>
+    <w:lvlOverride w:ilvl="8">
+      <w:startOverride w:val="1"/>
+    </w:lvlOverride>
+  </w:num>
+  <w:num w:numId="1027">
     <w:abstractNumId w:val="991"/>
   </w:num>
 </w:numbering>
